--- a/src/CleanArchitecture.Api/Templates/Word/[MBFS] _ Phân hệ Báo cáo _ Quản lý đầu tư ra nước ngoài.docx
+++ b/src/CleanArchitecture.Api/Templates/Word/[MBFS] _ Phân hệ Báo cáo _ Quản lý đầu tư ra nước ngoài.docx
@@ -1365,7 +1365,43 @@
                 <w:sz w:val="26"/>
                 <w:szCs w:val="26"/>
               </w:rPr>
-              <w:t>: .../....</w:t>
+              <w:t>: ...</w:t>
+            </w:r>
+            <w:sdt>
+              <w:sdtPr>
+                <w:rPr>
+                  <w:rFonts w:ascii="Times New Roman" w:eastAsia="Times New Roman" w:hAnsi="Times New Roman" w:cs="Times New Roman"/>
+                  <w:sz w:val="26"/>
+                  <w:szCs w:val="26"/>
+                </w:rPr>
+                <w:tag w:val="SoBaoCao"/>
+                <w:id w:val="290027827"/>
+                <w:placeholder>
+                  <w:docPart w:val="E34B1F5AFD3441D7B185842690D66282"/>
+                </w:placeholder>
+                <w:showingPlcHdr/>
+                <w:text/>
+              </w:sdtPr>
+              <w:sdtEndPr/>
+              <w:sdtContent>
+                <w:r>
+                  <w:t>.........</w:t>
+                </w:r>
+                <w:r>
+                  <w:rPr>
+                    <w:rStyle w:val="PlaceholderText"/>
+                  </w:rPr>
+                  <w:t>.</w:t>
+                </w:r>
+              </w:sdtContent>
+            </w:sdt>
+            <w:r>
+              <w:rPr>
+                <w:rFonts w:ascii="Times New Roman" w:eastAsia="Times New Roman" w:hAnsi="Times New Roman" w:cs="Times New Roman"/>
+                <w:sz w:val="26"/>
+                <w:szCs w:val="26"/>
+              </w:rPr>
+              <w:t>....</w:t>
             </w:r>
           </w:p>
           <w:p>
@@ -1660,6 +1696,30 @@
                 <w:szCs w:val="26"/>
               </w:rPr>
             </w:pPr>
+            <w:sdt>
+              <w:sdtPr>
+                <w:rPr>
+                  <w:rFonts w:ascii="Times New Roman" w:eastAsia="Times New Roman" w:hAnsi="Times New Roman" w:cs="Times New Roman"/>
+                  <w:i/>
+                  <w:iCs/>
+                  <w:sz w:val="26"/>
+                  <w:szCs w:val="26"/>
+                </w:rPr>
+                <w:tag w:val="DiaChi"/>
+                <w:id w:val="598452585"/>
+                <w:placeholder>
+                  <w:docPart w:val="53BDB0C45F1B47269384B8E65DB04CA3"/>
+                </w:placeholder>
+                <w:showingPlcHdr/>
+                <w:text/>
+              </w:sdtPr>
+              <w:sdtEndPr/>
+              <w:sdtContent>
+                <w:r>
+                  <w:t>DiaChi</w:t>
+                </w:r>
+              </w:sdtContent>
+            </w:sdt>
             <w:r>
               <w:rPr>
                 <w:rFonts w:ascii="Times New Roman" w:eastAsia="Times New Roman" w:hAnsi="Times New Roman" w:cs="Times New Roman"/>
@@ -1668,9 +1728,10 @@
                 <w:sz w:val="26"/>
                 <w:szCs w:val="26"/>
               </w:rPr>
-              <w:t xml:space="preserve">..., </w:t>
-            </w:r>
-            <w:proofErr w:type="spellStart"/>
+              <w:t xml:space="preserve">, </w:t>
+            </w:r>
+            <w:proofErr w:type="spellStart"/>
+            <w:proofErr w:type="gramStart"/>
             <w:r>
               <w:rPr>
                 <w:rFonts w:ascii="Times New Roman" w:eastAsia="Times New Roman" w:hAnsi="Times New Roman" w:cs="Times New Roman"/>
@@ -1690,9 +1751,24 @@
                 <w:sz w:val="26"/>
                 <w:szCs w:val="26"/>
               </w:rPr>
-              <w:t xml:space="preserve"> ... </w:t>
-            </w:r>
-            <w:proofErr w:type="spellStart"/>
+              <w:t xml:space="preserve"> .</w:t>
+            </w:r>
+            <w:proofErr w:type="gramEnd"/>
+            <w:r>
+              <w:t xml:space="preserve"> {{</w:t>
+            </w:r>
+            <w:proofErr w:type="spellStart"/>
+            <w:r>
+              <w:t>NgayLap</w:t>
+            </w:r>
+            <w:proofErr w:type="spellEnd"/>
+            <w:r>
+              <w:t>}</w:t>
+            </w:r>
+            <w:proofErr w:type="gramStart"/>
+            <w:r>
+              <w:t>}</w:t>
+            </w:r>
             <w:r>
               <w:rPr>
                 <w:rFonts w:ascii="Times New Roman" w:eastAsia="Times New Roman" w:hAnsi="Times New Roman" w:cs="Times New Roman"/>
@@ -1701,9 +1777,9 @@
                 <w:sz w:val="26"/>
                 <w:szCs w:val="26"/>
               </w:rPr>
-              <w:t>tháng</w:t>
-            </w:r>
-            <w:proofErr w:type="spellEnd"/>
+              <w:t>..</w:t>
+            </w:r>
+            <w:proofErr w:type="gramEnd"/>
             <w:r>
               <w:rPr>
                 <w:rFonts w:ascii="Times New Roman" w:eastAsia="Times New Roman" w:hAnsi="Times New Roman" w:cs="Times New Roman"/>
@@ -1712,9 +1788,10 @@
                 <w:sz w:val="26"/>
                 <w:szCs w:val="26"/>
               </w:rPr>
-              <w:t xml:space="preserve"> ... </w:t>
-            </w:r>
-            <w:proofErr w:type="spellStart"/>
+              <w:t xml:space="preserve"> </w:t>
+            </w:r>
+            <w:proofErr w:type="spellStart"/>
+            <w:proofErr w:type="gramStart"/>
             <w:r>
               <w:rPr>
                 <w:rFonts w:ascii="Times New Roman" w:eastAsia="Times New Roman" w:hAnsi="Times New Roman" w:cs="Times New Roman"/>
@@ -1723,7 +1800,7 @@
                 <w:sz w:val="26"/>
                 <w:szCs w:val="26"/>
               </w:rPr>
-              <w:t>năm</w:t>
+              <w:t>tháng</w:t>
             </w:r>
             <w:proofErr w:type="spellEnd"/>
             <w:r>
@@ -1734,7 +1811,89 @@
                 <w:sz w:val="26"/>
                 <w:szCs w:val="26"/>
               </w:rPr>
-              <w:t xml:space="preserve"> ...</w:t>
+              <w:t xml:space="preserve"> .</w:t>
+            </w:r>
+            <w:proofErr w:type="gramEnd"/>
+            <w:r>
+              <w:t xml:space="preserve"> {{</w:t>
+            </w:r>
+            <w:proofErr w:type="spellStart"/>
+            <w:r>
+              <w:t>ThangLap</w:t>
+            </w:r>
+            <w:proofErr w:type="spellEnd"/>
+            <w:r>
+              <w:t>}</w:t>
+            </w:r>
+            <w:proofErr w:type="gramStart"/>
+            <w:r>
+              <w:t>}</w:t>
+            </w:r>
+            <w:r>
+              <w:rPr>
+                <w:rFonts w:ascii="Times New Roman" w:eastAsia="Times New Roman" w:hAnsi="Times New Roman" w:cs="Times New Roman"/>
+                <w:i/>
+                <w:iCs/>
+                <w:sz w:val="26"/>
+                <w:szCs w:val="26"/>
+              </w:rPr>
+              <w:t>..</w:t>
+            </w:r>
+            <w:proofErr w:type="gramEnd"/>
+            <w:r>
+              <w:rPr>
+                <w:rFonts w:ascii="Times New Roman" w:eastAsia="Times New Roman" w:hAnsi="Times New Roman" w:cs="Times New Roman"/>
+                <w:i/>
+                <w:iCs/>
+                <w:sz w:val="26"/>
+                <w:szCs w:val="26"/>
+              </w:rPr>
+              <w:t xml:space="preserve"> </w:t>
+            </w:r>
+            <w:proofErr w:type="spellStart"/>
+            <w:proofErr w:type="gramStart"/>
+            <w:r>
+              <w:rPr>
+                <w:rFonts w:ascii="Times New Roman" w:eastAsia="Times New Roman" w:hAnsi="Times New Roman" w:cs="Times New Roman"/>
+                <w:i/>
+                <w:iCs/>
+                <w:sz w:val="26"/>
+                <w:szCs w:val="26"/>
+              </w:rPr>
+              <w:t>năm</w:t>
+            </w:r>
+            <w:proofErr w:type="spellEnd"/>
+            <w:r>
+              <w:rPr>
+                <w:rFonts w:ascii="Times New Roman" w:eastAsia="Times New Roman" w:hAnsi="Times New Roman" w:cs="Times New Roman"/>
+                <w:i/>
+                <w:iCs/>
+                <w:sz w:val="26"/>
+                <w:szCs w:val="26"/>
+              </w:rPr>
+              <w:t xml:space="preserve"> .</w:t>
+            </w:r>
+            <w:proofErr w:type="gramEnd"/>
+            <w:r>
+              <w:t xml:space="preserve"> {{</w:t>
+            </w:r>
+            <w:proofErr w:type="spellStart"/>
+            <w:r>
+              <w:t>NamLap</w:t>
+            </w:r>
+            <w:proofErr w:type="spellEnd"/>
+            <w:r>
+              <w:t>}}</w:t>
+            </w:r>
+            <w:r>
+              <w:rPr>
+                <w:rFonts w:ascii="Times New Roman" w:eastAsia="Times New Roman" w:hAnsi="Times New Roman" w:cs="Times New Roman"/>
+                <w:i/>
+                <w:iCs/>
+                <w:sz w:val="26"/>
+                <w:szCs w:val="26"/>
+              </w:rPr>
+              <w:t>..</w:t>
             </w:r>
           </w:p>
         </w:tc>
@@ -2550,6 +2709,7 @@
           <w:szCs w:val="26"/>
         </w:rPr>
       </w:pPr>
+      <w:proofErr w:type="spellStart"/>
       <w:r>
         <w:rPr>
           <w:rFonts w:ascii="Times New Roman" w:eastAsia="Times New Roman" w:hAnsi="Times New Roman" w:cs="Times New Roman"/>
@@ -2560,8 +2720,9 @@
           <w:sz w:val="26"/>
           <w:szCs w:val="26"/>
         </w:rPr>
-        <w:t>Tháng…</w:t>
-      </w:r>
+        <w:t>Tháng</w:t>
+      </w:r>
+      <w:proofErr w:type="spellEnd"/>
       <w:r>
         <w:rPr>
           <w:rFonts w:ascii="Times New Roman" w:eastAsia="Times New Roman" w:hAnsi="Times New Roman" w:cs="Times New Roman"/>
@@ -2572,9 +2733,8 @@
           <w:sz w:val="26"/>
           <w:szCs w:val="26"/>
         </w:rPr>
-        <w:t>{{ProjectName}</w:t>
-      </w:r>
-      <w:proofErr w:type="gramStart"/>
+        <w:t>…</w:t>
+      </w:r>
       <w:r>
         <w:rPr>
           <w:rFonts w:ascii="Times New Roman" w:eastAsia="Times New Roman" w:hAnsi="Times New Roman" w:cs="Times New Roman"/>
@@ -2585,7 +2745,7 @@
           <w:sz w:val="26"/>
           <w:szCs w:val="26"/>
         </w:rPr>
-        <w:t>}</w:t>
+        <w:t>{{</w:t>
       </w:r>
       <w:r>
         <w:rPr>
@@ -2597,9 +2757,8 @@
           <w:sz w:val="26"/>
           <w:szCs w:val="26"/>
         </w:rPr>
-        <w:t>..</w:t>
-      </w:r>
-      <w:proofErr w:type="gramEnd"/>
+        <w:t>Thang</w:t>
+      </w:r>
       <w:r>
         <w:rPr>
           <w:rFonts w:ascii="Times New Roman" w:eastAsia="Times New Roman" w:hAnsi="Times New Roman" w:cs="Times New Roman"/>
@@ -2610,7 +2769,7 @@
           <w:sz w:val="26"/>
           <w:szCs w:val="26"/>
         </w:rPr>
-        <w:t>/Quý…</w:t>
+        <w:t>}}</w:t>
       </w:r>
       <w:r>
         <w:rPr>
@@ -2622,8 +2781,9 @@
           <w:sz w:val="26"/>
           <w:szCs w:val="26"/>
         </w:rPr>
-        <w:t>{{ProjectEmail}}</w:t>
-      </w:r>
+        <w:t>../</w:t>
+      </w:r>
+      <w:proofErr w:type="spellStart"/>
       <w:r>
         <w:rPr>
           <w:rFonts w:ascii="Times New Roman" w:eastAsia="Times New Roman" w:hAnsi="Times New Roman" w:cs="Times New Roman"/>
@@ -2634,8 +2794,9 @@
           <w:sz w:val="26"/>
           <w:szCs w:val="26"/>
         </w:rPr>
-        <w:t>../Năm…{{</w:t>
-      </w:r>
+        <w:t>Quý</w:t>
+      </w:r>
+      <w:proofErr w:type="spellEnd"/>
       <w:r>
         <w:rPr>
           <w:rFonts w:ascii="Times New Roman" w:eastAsia="Times New Roman" w:hAnsi="Times New Roman" w:cs="Times New Roman"/>
@@ -2646,7 +2807,95 @@
           <w:sz w:val="26"/>
           <w:szCs w:val="26"/>
         </w:rPr>
-        <w:t>ProjectWebsite</w:t>
+        <w:t>…</w:t>
+      </w:r>
+      <w:r>
+        <w:rPr>
+          <w:rFonts w:ascii="Times New Roman" w:eastAsia="Times New Roman" w:hAnsi="Times New Roman" w:cs="Times New Roman"/>
+          <w:b/>
+          <w:bCs/>
+          <w:i/>
+          <w:iCs/>
+          <w:sz w:val="26"/>
+          <w:szCs w:val="26"/>
+        </w:rPr>
+        <w:t>{{</w:t>
+      </w:r>
+      <w:proofErr w:type="spellStart"/>
+      <w:r>
+        <w:rPr>
+          <w:rFonts w:ascii="Times New Roman" w:eastAsia="Times New Roman" w:hAnsi="Times New Roman" w:cs="Times New Roman"/>
+          <w:b/>
+          <w:bCs/>
+          <w:i/>
+          <w:iCs/>
+          <w:sz w:val="26"/>
+          <w:szCs w:val="26"/>
+        </w:rPr>
+        <w:t>Quy</w:t>
+      </w:r>
+      <w:proofErr w:type="spellEnd"/>
+      <w:r>
+        <w:rPr>
+          <w:rFonts w:ascii="Times New Roman" w:eastAsia="Times New Roman" w:hAnsi="Times New Roman" w:cs="Times New Roman"/>
+          <w:b/>
+          <w:bCs/>
+          <w:i/>
+          <w:iCs/>
+          <w:sz w:val="26"/>
+          <w:szCs w:val="26"/>
+        </w:rPr>
+        <w:t>}}</w:t>
+      </w:r>
+      <w:r>
+        <w:rPr>
+          <w:rFonts w:ascii="Times New Roman" w:eastAsia="Times New Roman" w:hAnsi="Times New Roman" w:cs="Times New Roman"/>
+          <w:b/>
+          <w:bCs/>
+          <w:i/>
+          <w:iCs/>
+          <w:sz w:val="26"/>
+          <w:szCs w:val="26"/>
+        </w:rPr>
+        <w:t>../</w:t>
+      </w:r>
+      <w:proofErr w:type="spellStart"/>
+      <w:r>
+        <w:rPr>
+          <w:rFonts w:ascii="Times New Roman" w:eastAsia="Times New Roman" w:hAnsi="Times New Roman" w:cs="Times New Roman"/>
+          <w:b/>
+          <w:bCs/>
+          <w:i/>
+          <w:iCs/>
+          <w:sz w:val="26"/>
+          <w:szCs w:val="26"/>
+        </w:rPr>
+        <w:t>Năm</w:t>
+      </w:r>
+      <w:proofErr w:type="spellEnd"/>
+      <w:r>
+        <w:rPr>
+          <w:rFonts w:ascii="Times New Roman" w:eastAsia="Times New Roman" w:hAnsi="Times New Roman" w:cs="Times New Roman"/>
+          <w:b/>
+          <w:bCs/>
+          <w:i/>
+          <w:iCs/>
+          <w:sz w:val="26"/>
+          <w:szCs w:val="26"/>
+        </w:rPr>
+        <w:t>…{{</w:t>
+      </w:r>
+      <w:r>
+        <w:rPr>
+          <w:rFonts w:ascii="Times New Roman" w:eastAsia="Times New Roman" w:hAnsi="Times New Roman" w:cs="Times New Roman"/>
+          <w:b/>
+          <w:bCs/>
+          <w:i/>
+          <w:iCs/>
+          <w:sz w:val="26"/>
+          <w:szCs w:val="26"/>
+        </w:rPr>
+        <w:t>Nam</w:t>
       </w:r>
       <w:r>
         <w:rPr>
@@ -4637,7 +4886,6 @@
         <w:t>Tháng</w:t>
       </w:r>
       <w:proofErr w:type="spellEnd"/>
-      <w:proofErr w:type="gramStart"/>
       <w:r>
         <w:rPr>
           <w:rFonts w:ascii="Times New Roman" w:eastAsia="Times New Roman" w:hAnsi="Times New Roman" w:cs="Times New Roman"/>
@@ -4646,10 +4894,8 @@
           <w:sz w:val="26"/>
           <w:szCs w:val="26"/>
         </w:rPr>
-        <w:t>…./</w:t>
-      </w:r>
-      <w:proofErr w:type="spellStart"/>
-      <w:proofErr w:type="gramEnd"/>
+        <w:t>…</w:t>
+      </w:r>
       <w:r>
         <w:rPr>
           <w:rFonts w:ascii="Times New Roman" w:eastAsia="Times New Roman" w:hAnsi="Times New Roman" w:cs="Times New Roman"/>
@@ -4658,9 +4904,9 @@
           <w:sz w:val="26"/>
           <w:szCs w:val="26"/>
         </w:rPr>
-        <w:t>Quý</w:t>
-      </w:r>
-      <w:proofErr w:type="spellEnd"/>
+        <w:t>{{</w:t>
+      </w:r>
+      <w:proofErr w:type="spellStart"/>
       <w:r>
         <w:rPr>
           <w:rFonts w:ascii="Times New Roman" w:eastAsia="Times New Roman" w:hAnsi="Times New Roman" w:cs="Times New Roman"/>
@@ -4669,9 +4915,9 @@
           <w:sz w:val="26"/>
           <w:szCs w:val="26"/>
         </w:rPr>
-        <w:t>…../</w:t>
-      </w:r>
-      <w:proofErr w:type="spellStart"/>
+        <w:t>ThangCap</w:t>
+      </w:r>
+      <w:proofErr w:type="spellEnd"/>
       <w:r>
         <w:rPr>
           <w:rFonts w:ascii="Times New Roman" w:eastAsia="Times New Roman" w:hAnsi="Times New Roman" w:cs="Times New Roman"/>
@@ -4680,9 +4926,8 @@
           <w:sz w:val="26"/>
           <w:szCs w:val="26"/>
         </w:rPr>
-        <w:t>Năm</w:t>
-      </w:r>
-      <w:proofErr w:type="spellEnd"/>
+        <w:t>}}</w:t>
+      </w:r>
       <w:r>
         <w:rPr>
           <w:rFonts w:ascii="Times New Roman" w:eastAsia="Times New Roman" w:hAnsi="Times New Roman" w:cs="Times New Roman"/>
@@ -4691,7 +4936,7 @@
           <w:sz w:val="26"/>
           <w:szCs w:val="26"/>
         </w:rPr>
-        <w:t xml:space="preserve"> …..(</w:t>
+        <w:t>./</w:t>
       </w:r>
       <w:proofErr w:type="spellStart"/>
       <w:r>
@@ -4702,7 +4947,7 @@
           <w:sz w:val="26"/>
           <w:szCs w:val="26"/>
         </w:rPr>
-        <w:t>kỳ</w:t>
+        <w:t>Quý</w:t>
       </w:r>
       <w:proofErr w:type="spellEnd"/>
       <w:r>
@@ -4713,9 +4958,8 @@
           <w:sz w:val="26"/>
           <w:szCs w:val="26"/>
         </w:rPr>
-        <w:t xml:space="preserve"> </w:t>
-      </w:r>
-      <w:proofErr w:type="spellStart"/>
+        <w:t>…</w:t>
+      </w:r>
       <w:r>
         <w:rPr>
           <w:rFonts w:ascii="Times New Roman" w:eastAsia="Times New Roman" w:hAnsi="Times New Roman" w:cs="Times New Roman"/>
@@ -4724,9 +4968,9 @@
           <w:sz w:val="26"/>
           <w:szCs w:val="26"/>
         </w:rPr>
-        <w:t>báo</w:t>
-      </w:r>
-      <w:proofErr w:type="spellEnd"/>
+        <w:t>{{</w:t>
+      </w:r>
+      <w:proofErr w:type="spellStart"/>
       <w:r>
         <w:rPr>
           <w:rFonts w:ascii="Times New Roman" w:eastAsia="Times New Roman" w:hAnsi="Times New Roman" w:cs="Times New Roman"/>
@@ -4735,9 +4979,9 @@
           <w:sz w:val="26"/>
           <w:szCs w:val="26"/>
         </w:rPr>
-        <w:t xml:space="preserve"> </w:t>
-      </w:r>
-      <w:proofErr w:type="spellStart"/>
+        <w:t>QuyCap</w:t>
+      </w:r>
+      <w:proofErr w:type="spellEnd"/>
       <w:r>
         <w:rPr>
           <w:rFonts w:ascii="Times New Roman" w:eastAsia="Times New Roman" w:hAnsi="Times New Roman" w:cs="Times New Roman"/>
@@ -4746,9 +4990,8 @@
           <w:sz w:val="26"/>
           <w:szCs w:val="26"/>
         </w:rPr>
-        <w:t>cáo</w:t>
-      </w:r>
-      <w:proofErr w:type="spellEnd"/>
+        <w:t>}}</w:t>
+      </w:r>
       <w:r>
         <w:rPr>
           <w:rFonts w:ascii="Times New Roman" w:eastAsia="Times New Roman" w:hAnsi="Times New Roman" w:cs="Times New Roman"/>
@@ -4757,11 +5000,173 @@
           <w:sz w:val="26"/>
           <w:szCs w:val="26"/>
         </w:rPr>
+        <w:t>../</w:t>
+      </w:r>
+      <w:proofErr w:type="spellStart"/>
+      <w:r>
+        <w:rPr>
+          <w:rFonts w:ascii="Times New Roman" w:eastAsia="Times New Roman" w:hAnsi="Times New Roman" w:cs="Times New Roman"/>
+          <w:i/>
+          <w:iCs/>
+          <w:sz w:val="26"/>
+          <w:szCs w:val="26"/>
+        </w:rPr>
+        <w:t>Năm</w:t>
+      </w:r>
+      <w:proofErr w:type="spellEnd"/>
+      <w:r>
+        <w:rPr>
+          <w:rFonts w:ascii="Times New Roman" w:eastAsia="Times New Roman" w:hAnsi="Times New Roman" w:cs="Times New Roman"/>
+          <w:i/>
+          <w:iCs/>
+          <w:sz w:val="26"/>
+          <w:szCs w:val="26"/>
+        </w:rPr>
+        <w:t xml:space="preserve"> …</w:t>
+      </w:r>
+      <w:r>
+        <w:rPr>
+          <w:rFonts w:ascii="Times New Roman" w:eastAsia="Times New Roman" w:hAnsi="Times New Roman" w:cs="Times New Roman"/>
+          <w:i/>
+          <w:iCs/>
+          <w:sz w:val="26"/>
+          <w:szCs w:val="26"/>
+        </w:rPr>
+        <w:t>{{</w:t>
+      </w:r>
+      <w:proofErr w:type="spellStart"/>
+      <w:r>
+        <w:rPr>
+          <w:rFonts w:ascii="Times New Roman" w:eastAsia="Times New Roman" w:hAnsi="Times New Roman" w:cs="Times New Roman"/>
+          <w:i/>
+          <w:iCs/>
+          <w:sz w:val="26"/>
+          <w:szCs w:val="26"/>
+        </w:rPr>
+        <w:t>NamCap</w:t>
+      </w:r>
+      <w:proofErr w:type="spellEnd"/>
+      <w:r>
+        <w:rPr>
+          <w:rFonts w:ascii="Times New Roman" w:eastAsia="Times New Roman" w:hAnsi="Times New Roman" w:cs="Times New Roman"/>
+          <w:i/>
+          <w:iCs/>
+          <w:sz w:val="26"/>
+          <w:szCs w:val="26"/>
+        </w:rPr>
+        <w:t>}}</w:t>
+      </w:r>
+      <w:r>
+        <w:rPr>
+          <w:rFonts w:ascii="Times New Roman" w:eastAsia="Times New Roman" w:hAnsi="Times New Roman" w:cs="Times New Roman"/>
+          <w:i/>
+          <w:iCs/>
+          <w:sz w:val="26"/>
+          <w:szCs w:val="26"/>
+        </w:rPr>
+        <w:t>..(</w:t>
+      </w:r>
+      <w:proofErr w:type="spellStart"/>
+      <w:r>
+        <w:rPr>
+          <w:rFonts w:ascii="Times New Roman" w:eastAsia="Times New Roman" w:hAnsi="Times New Roman" w:cs="Times New Roman"/>
+          <w:i/>
+          <w:iCs/>
+          <w:sz w:val="26"/>
+          <w:szCs w:val="26"/>
+        </w:rPr>
+        <w:t>kỳ</w:t>
+      </w:r>
+      <w:proofErr w:type="spellEnd"/>
+      <w:r>
+        <w:rPr>
+          <w:rFonts w:ascii="Times New Roman" w:eastAsia="Times New Roman" w:hAnsi="Times New Roman" w:cs="Times New Roman"/>
+          <w:i/>
+          <w:iCs/>
+          <w:sz w:val="26"/>
+          <w:szCs w:val="26"/>
+        </w:rPr>
+        <w:t xml:space="preserve"> </w:t>
+      </w:r>
+      <w:proofErr w:type="spellStart"/>
+      <w:r>
+        <w:rPr>
+          <w:rFonts w:ascii="Times New Roman" w:eastAsia="Times New Roman" w:hAnsi="Times New Roman" w:cs="Times New Roman"/>
+          <w:i/>
+          <w:iCs/>
+          <w:sz w:val="26"/>
+          <w:szCs w:val="26"/>
+        </w:rPr>
+        <w:t>báo</w:t>
+      </w:r>
+      <w:proofErr w:type="spellEnd"/>
+      <w:r>
+        <w:rPr>
+          <w:rFonts w:ascii="Times New Roman" w:eastAsia="Times New Roman" w:hAnsi="Times New Roman" w:cs="Times New Roman"/>
+          <w:i/>
+          <w:iCs/>
+          <w:sz w:val="26"/>
+          <w:szCs w:val="26"/>
+        </w:rPr>
+        <w:t xml:space="preserve"> </w:t>
+      </w:r>
+      <w:proofErr w:type="spellStart"/>
+      <w:r>
+        <w:rPr>
+          <w:rFonts w:ascii="Times New Roman" w:eastAsia="Times New Roman" w:hAnsi="Times New Roman" w:cs="Times New Roman"/>
+          <w:i/>
+          <w:iCs/>
+          <w:sz w:val="26"/>
+          <w:szCs w:val="26"/>
+        </w:rPr>
+        <w:t>cáo</w:t>
+      </w:r>
+      <w:proofErr w:type="spellEnd"/>
+      <w:r>
+        <w:rPr>
+          <w:rFonts w:ascii="Times New Roman" w:eastAsia="Times New Roman" w:hAnsi="Times New Roman" w:cs="Times New Roman"/>
+          <w:i/>
+          <w:iCs/>
+          <w:sz w:val="26"/>
+          <w:szCs w:val="26"/>
+        </w:rPr>
         <w:t>)…</w:t>
       </w:r>
       <w:r>
         <w:rPr>
           <w:rFonts w:ascii="Times New Roman" w:eastAsia="Times New Roman" w:hAnsi="Times New Roman" w:cs="Times New Roman"/>
+          <w:i/>
+          <w:iCs/>
+          <w:sz w:val="26"/>
+          <w:szCs w:val="26"/>
+        </w:rPr>
+        <w:t>{{</w:t>
+      </w:r>
+      <w:proofErr w:type="spellStart"/>
+      <w:r>
+        <w:rPr>
+          <w:rFonts w:ascii="Times New Roman" w:eastAsia="Times New Roman" w:hAnsi="Times New Roman" w:cs="Times New Roman"/>
+          <w:i/>
+          <w:iCs/>
+          <w:sz w:val="26"/>
+          <w:szCs w:val="26"/>
+        </w:rPr>
+        <w:t>KyBaoCao</w:t>
+      </w:r>
+      <w:proofErr w:type="spellEnd"/>
+      <w:r>
+        <w:rPr>
+          <w:rFonts w:ascii="Times New Roman" w:eastAsia="Times New Roman" w:hAnsi="Times New Roman" w:cs="Times New Roman"/>
+          <w:i/>
+          <w:iCs/>
+          <w:sz w:val="26"/>
+          <w:szCs w:val="26"/>
+        </w:rPr>
+        <w:t>}}</w:t>
+      </w:r>
+      <w:r>
+        <w:rPr>
+          <w:rFonts w:ascii="Times New Roman" w:eastAsia="Times New Roman" w:hAnsi="Times New Roman" w:cs="Times New Roman"/>
           <w:sz w:val="26"/>
           <w:szCs w:val="26"/>
         </w:rPr>
@@ -4783,7 +5188,41 @@
           <w:sz w:val="26"/>
           <w:szCs w:val="26"/>
         </w:rPr>
-        <w:t xml:space="preserve"> …..</w:t>
+        <w:t xml:space="preserve"> …</w:t>
+      </w:r>
+      <w:r>
+        <w:rPr>
+          <w:rFonts w:ascii="Times New Roman" w:eastAsia="Times New Roman" w:hAnsi="Times New Roman" w:cs="Times New Roman"/>
+          <w:sz w:val="26"/>
+          <w:szCs w:val="26"/>
+        </w:rPr>
+        <w:t>{{</w:t>
+      </w:r>
+      <w:proofErr w:type="spellStart"/>
+      <w:r>
+        <w:rPr>
+          <w:rFonts w:ascii="Times New Roman" w:eastAsia="Times New Roman" w:hAnsi="Times New Roman" w:cs="Times New Roman"/>
+          <w:sz w:val="26"/>
+          <w:szCs w:val="26"/>
+        </w:rPr>
+        <w:t>SoLuongDuAn</w:t>
+      </w:r>
+      <w:proofErr w:type="spellEnd"/>
+      <w:r>
+        <w:rPr>
+          <w:rFonts w:ascii="Times New Roman" w:eastAsia="Times New Roman" w:hAnsi="Times New Roman" w:cs="Times New Roman"/>
+          <w:sz w:val="26"/>
+          <w:szCs w:val="26"/>
+        </w:rPr>
+        <w:t>}}</w:t>
+      </w:r>
+      <w:r>
+        <w:rPr>
+          <w:rFonts w:ascii="Times New Roman" w:eastAsia="Times New Roman" w:hAnsi="Times New Roman" w:cs="Times New Roman"/>
+          <w:sz w:val="26"/>
+          <w:szCs w:val="26"/>
+        </w:rPr>
+        <w:t>..</w:t>
       </w:r>
       <w:r>
         <w:rPr>
@@ -6201,6 +6640,196 @@
           </w:p>
         </w:tc>
       </w:tr>
+      <w:sdt>
+        <w:sdtPr>
+          <w:rPr>
+            <w:rFonts w:ascii="Arial" w:eastAsia="Arial" w:hAnsi="Arial" w:cs="Arial"/>
+            <w:sz w:val="26"/>
+            <w:szCs w:val="26"/>
+          </w:rPr>
+          <w:alias w:val="Itemssss"/>
+          <w:tag w:val="Items"/>
+          <w:id w:val="269664364"/>
+          <w15:repeatingSection/>
+        </w:sdtPr>
+        <w:sdtEndPr/>
+        <w:sdtContent>
+          <w:sdt>
+            <w:sdtPr>
+              <w:rPr>
+                <w:rFonts w:ascii="Arial" w:eastAsia="Arial" w:hAnsi="Arial" w:cs="Arial"/>
+                <w:sz w:val="26"/>
+                <w:szCs w:val="26"/>
+              </w:rPr>
+              <w:id w:val="305604016"/>
+              <w:placeholder>
+                <w:docPart w:val="DefaultPlaceholder_-1854013435"/>
+              </w:placeholder>
+              <w15:repeatingSectionItem/>
+            </w:sdtPr>
+            <w:sdtEndPr/>
+            <w:sdtContent>
+              <w:tr>
+                <w:tc>
+                  <w:tcPr>
+                    <w:tcW w:w="1093" w:type="dxa"/>
+                  </w:tcPr>
+                  <w:p>
+                    <w:pPr>
+                      <w:spacing w:before="120" w:after="60" w:line="240" w:lineRule="auto"/>
+                      <w:jc w:val="both"/>
+                      <w:rPr>
+                        <w:sz w:val="26"/>
+                        <w:szCs w:val="26"/>
+                      </w:rPr>
+                    </w:pPr>
+                  </w:p>
+                </w:tc>
+                <w:bookmarkStart w:id="0" w:name="_GoBack" w:displacedByCustomXml="next"/>
+                <w:bookmarkEnd w:id="0" w:displacedByCustomXml="next"/>
+                <w:sdt>
+                  <w:sdtPr>
+                    <w:rPr>
+                      <w:sz w:val="26"/>
+                      <w:szCs w:val="26"/>
+                    </w:rPr>
+                    <w:tag w:val="STT"/>
+                    <w:id w:val="530615997"/>
+                    <w:placeholder>
+                      <w:docPart w:val="93CD5325FA7C4B8FA2299FC9EA26E03F"/>
+                    </w:placeholder>
+                    <w:showingPlcHdr/>
+                    <w:text/>
+                  </w:sdtPr>
+                  <w:sdtEndPr/>
+                  <w:sdtContent>
+                    <w:tc>
+                      <w:tcPr>
+                        <w:tcW w:w="990" w:type="dxa"/>
+                      </w:tcPr>
+                      <w:p>
+                        <w:pPr>
+                          <w:spacing w:before="120" w:after="60" w:line="240" w:lineRule="auto"/>
+                          <w:jc w:val="both"/>
+                          <w:rPr>
+                            <w:sz w:val="26"/>
+                            <w:szCs w:val="26"/>
+                          </w:rPr>
+                        </w:pPr>
+                      </w:p>
+                    </w:tc>
+                  </w:sdtContent>
+                </w:sdt>
+                <w:tc>
+                  <w:tcPr>
+                    <w:tcW w:w="900" w:type="dxa"/>
+                  </w:tcPr>
+                  <w:p>
+                    <w:pPr>
+                      <w:spacing w:before="120" w:after="60" w:line="240" w:lineRule="auto"/>
+                      <w:jc w:val="both"/>
+                      <w:rPr>
+                        <w:sz w:val="26"/>
+                        <w:szCs w:val="26"/>
+                      </w:rPr>
+                    </w:pPr>
+                  </w:p>
+                </w:tc>
+                <w:tc>
+                  <w:tcPr>
+                    <w:tcW w:w="1074" w:type="dxa"/>
+                  </w:tcPr>
+                  <w:p>
+                    <w:pPr>
+                      <w:spacing w:before="120" w:after="60" w:line="240" w:lineRule="auto"/>
+                      <w:jc w:val="both"/>
+                      <w:rPr>
+                        <w:sz w:val="26"/>
+                        <w:szCs w:val="26"/>
+                      </w:rPr>
+                    </w:pPr>
+                  </w:p>
+                </w:tc>
+                <w:tc>
+                  <w:tcPr>
+                    <w:tcW w:w="881" w:type="dxa"/>
+                  </w:tcPr>
+                  <w:p>
+                    <w:pPr>
+                      <w:spacing w:before="120" w:after="60" w:line="240" w:lineRule="auto"/>
+                      <w:jc w:val="both"/>
+                      <w:rPr>
+                        <w:sz w:val="26"/>
+                        <w:szCs w:val="26"/>
+                      </w:rPr>
+                    </w:pPr>
+                  </w:p>
+                </w:tc>
+                <w:tc>
+                  <w:tcPr>
+                    <w:tcW w:w="1116" w:type="dxa"/>
+                  </w:tcPr>
+                  <w:p>
+                    <w:pPr>
+                      <w:spacing w:before="120" w:after="60" w:line="240" w:lineRule="auto"/>
+                      <w:jc w:val="both"/>
+                      <w:rPr>
+                        <w:sz w:val="26"/>
+                        <w:szCs w:val="26"/>
+                      </w:rPr>
+                    </w:pPr>
+                  </w:p>
+                </w:tc>
+                <w:tc>
+                  <w:tcPr>
+                    <w:tcW w:w="1244" w:type="dxa"/>
+                  </w:tcPr>
+                  <w:p>
+                    <w:pPr>
+                      <w:spacing w:before="120" w:after="60" w:line="240" w:lineRule="auto"/>
+                      <w:jc w:val="both"/>
+                      <w:rPr>
+                        <w:sz w:val="26"/>
+                        <w:szCs w:val="26"/>
+                      </w:rPr>
+                    </w:pPr>
+                  </w:p>
+                </w:tc>
+                <w:tc>
+                  <w:tcPr>
+                    <w:tcW w:w="1365" w:type="dxa"/>
+                  </w:tcPr>
+                  <w:p>
+                    <w:pPr>
+                      <w:spacing w:before="120" w:after="60" w:line="240" w:lineRule="auto"/>
+                      <w:jc w:val="both"/>
+                      <w:rPr>
+                        <w:sz w:val="26"/>
+                        <w:szCs w:val="26"/>
+                      </w:rPr>
+                    </w:pPr>
+                  </w:p>
+                </w:tc>
+                <w:tc>
+                  <w:tcPr>
+                    <w:tcW w:w="1170" w:type="dxa"/>
+                  </w:tcPr>
+                  <w:p>
+                    <w:pPr>
+                      <w:spacing w:before="120" w:after="60" w:line="240" w:lineRule="auto"/>
+                      <w:jc w:val="both"/>
+                      <w:rPr>
+                        <w:sz w:val="26"/>
+                        <w:szCs w:val="26"/>
+                      </w:rPr>
+                    </w:pPr>
+                  </w:p>
+                </w:tc>
+              </w:tr>
+            </w:sdtContent>
+          </w:sdt>
+        </w:sdtContent>
+      </w:sdt>
       <w:tr>
         <w:tc>
           <w:tcPr>
@@ -6215,36 +6844,16 @@
                 <w:szCs w:val="26"/>
               </w:rPr>
             </w:pPr>
-            <w:r>
-              <w:rPr>
-                <w:sz w:val="26"/>
-                <w:szCs w:val="26"/>
-              </w:rPr>
-              <w:t>{{</w:t>
-            </w:r>
-            <w:proofErr w:type="spellStart"/>
-            <w:r>
-              <w:rPr>
-                <w:sz w:val="26"/>
-                <w:szCs w:val="26"/>
-              </w:rPr>
-              <w:t>Items.</w:t>
-            </w:r>
-            <w:r>
-              <w:rPr>
-                <w:sz w:val="26"/>
-                <w:szCs w:val="26"/>
-              </w:rPr>
-              <w:t>Name</w:t>
-            </w:r>
-            <w:proofErr w:type="spellEnd"/>
-            <w:r>
-              <w:rPr>
-                <w:sz w:val="26"/>
-                <w:szCs w:val="26"/>
-              </w:rPr>
-              <w:t>}}</w:t>
-            </w:r>
+            <w:proofErr w:type="spellStart"/>
+            <w:r>
+              <w:rPr>
+                <w:sz w:val="26"/>
+                <w:szCs w:val="26"/>
+              </w:rPr>
+              <w:lastRenderedPageBreak/>
+              <w:t>Tổng</w:t>
+            </w:r>
+            <w:proofErr w:type="spellEnd"/>
           </w:p>
         </w:tc>
         <w:tc>
@@ -6260,13 +6869,6 @@
                 <w:szCs w:val="26"/>
               </w:rPr>
             </w:pPr>
-            <w:r>
-              <w:rPr>
-                <w:sz w:val="26"/>
-                <w:szCs w:val="26"/>
-              </w:rPr>
-              <w:t>{{Name}}</w:t>
-            </w:r>
           </w:p>
         </w:tc>
         <w:tc>
@@ -6283,41 +6885,14 @@
               </w:rPr>
             </w:pPr>
             <w:r>
-              <w:rPr>
-                <w:sz w:val="26"/>
-                <w:szCs w:val="26"/>
-              </w:rPr>
               <w:t>{{</w:t>
             </w:r>
             <w:proofErr w:type="spellStart"/>
             <w:r>
-              <w:rPr>
-                <w:sz w:val="26"/>
-                <w:szCs w:val="26"/>
-              </w:rPr>
-              <w:t>Items.</w:t>
-            </w:r>
-            <w:r>
-              <w:rPr>
-                <w:sz w:val="26"/>
-                <w:szCs w:val="26"/>
-              </w:rPr>
-              <w:t>Na</w:t>
-            </w:r>
-            <w:r>
-              <w:rPr>
-                <w:sz w:val="26"/>
-                <w:szCs w:val="26"/>
-              </w:rPr>
-              <w:lastRenderedPageBreak/>
-              <w:t>tionality</w:t>
-            </w:r>
-            <w:proofErr w:type="spellEnd"/>
-            <w:r>
-              <w:rPr>
-                <w:sz w:val="26"/>
-                <w:szCs w:val="26"/>
-              </w:rPr>
+              <w:t>TotalItemsCount</w:t>
+            </w:r>
+            <w:proofErr w:type="spellEnd"/>
+            <w:r>
               <w:t>}}</w:t>
             </w:r>
           </w:p>
@@ -6335,37 +6910,6 @@
                 <w:szCs w:val="26"/>
               </w:rPr>
             </w:pPr>
-            <w:r>
-              <w:rPr>
-                <w:sz w:val="26"/>
-                <w:szCs w:val="26"/>
-              </w:rPr>
-              <w:lastRenderedPageBreak/>
-              <w:t>{{</w:t>
-            </w:r>
-            <w:proofErr w:type="spellStart"/>
-            <w:r>
-              <w:rPr>
-                <w:sz w:val="26"/>
-                <w:szCs w:val="26"/>
-              </w:rPr>
-              <w:t>Items.</w:t>
-            </w:r>
-            <w:r>
-              <w:rPr>
-                <w:sz w:val="26"/>
-                <w:szCs w:val="26"/>
-              </w:rPr>
-              <w:t>CapitalVND</w:t>
-            </w:r>
-            <w:proofErr w:type="spellEnd"/>
-            <w:r>
-              <w:rPr>
-                <w:sz w:val="26"/>
-                <w:szCs w:val="26"/>
-              </w:rPr>
-              <w:t>}}</w:t>
-            </w:r>
           </w:p>
         </w:tc>
         <w:tc>
@@ -6411,6 +6955,13 @@
                 <w:szCs w:val="26"/>
               </w:rPr>
             </w:pPr>
+            <w:r>
+              <w:rPr>
+                <w:sz w:val="26"/>
+                <w:szCs w:val="26"/>
+              </w:rPr>
+              <w:t>{{TotalCapitalVND}}</w:t>
+            </w:r>
           </w:p>
         </w:tc>
         <w:tc>
@@ -6444,172 +6995,6 @@
           </w:p>
         </w:tc>
       </w:tr>
-      <w:tr>
-        <w:tc>
-          <w:tcPr>
-            <w:tcW w:w="1093" w:type="dxa"/>
-          </w:tcPr>
-          <w:p>
-            <w:pPr>
-              <w:spacing w:before="120" w:after="60" w:line="240" w:lineRule="auto"/>
-              <w:jc w:val="both"/>
-              <w:rPr>
-                <w:sz w:val="26"/>
-                <w:szCs w:val="26"/>
-              </w:rPr>
-            </w:pPr>
-            <w:proofErr w:type="spellStart"/>
-            <w:r>
-              <w:rPr>
-                <w:sz w:val="26"/>
-                <w:szCs w:val="26"/>
-              </w:rPr>
-              <w:t>Tổng</w:t>
-            </w:r>
-            <w:proofErr w:type="spellEnd"/>
-          </w:p>
-        </w:tc>
-        <w:tc>
-          <w:tcPr>
-            <w:tcW w:w="990" w:type="dxa"/>
-          </w:tcPr>
-          <w:p>
-            <w:pPr>
-              <w:spacing w:before="120" w:after="60" w:line="240" w:lineRule="auto"/>
-              <w:jc w:val="both"/>
-              <w:rPr>
-                <w:sz w:val="26"/>
-                <w:szCs w:val="26"/>
-              </w:rPr>
-            </w:pPr>
-          </w:p>
-        </w:tc>
-        <w:tc>
-          <w:tcPr>
-            <w:tcW w:w="900" w:type="dxa"/>
-          </w:tcPr>
-          <w:p>
-            <w:pPr>
-              <w:spacing w:before="120" w:after="60" w:line="240" w:lineRule="auto"/>
-              <w:jc w:val="both"/>
-              <w:rPr>
-                <w:sz w:val="26"/>
-                <w:szCs w:val="26"/>
-              </w:rPr>
-            </w:pPr>
-            <w:r>
-              <w:t>{{</w:t>
-            </w:r>
-            <w:proofErr w:type="spellStart"/>
-            <w:r>
-              <w:t>TotalItemsCount</w:t>
-            </w:r>
-            <w:proofErr w:type="spellEnd"/>
-            <w:r>
-              <w:t>}}</w:t>
-            </w:r>
-          </w:p>
-        </w:tc>
-        <w:tc>
-          <w:tcPr>
-            <w:tcW w:w="1074" w:type="dxa"/>
-          </w:tcPr>
-          <w:p>
-            <w:pPr>
-              <w:spacing w:before="120" w:after="60" w:line="240" w:lineRule="auto"/>
-              <w:jc w:val="both"/>
-              <w:rPr>
-                <w:sz w:val="26"/>
-                <w:szCs w:val="26"/>
-              </w:rPr>
-            </w:pPr>
-          </w:p>
-        </w:tc>
-        <w:tc>
-          <w:tcPr>
-            <w:tcW w:w="881" w:type="dxa"/>
-          </w:tcPr>
-          <w:p>
-            <w:pPr>
-              <w:spacing w:before="120" w:after="60" w:line="240" w:lineRule="auto"/>
-              <w:jc w:val="both"/>
-              <w:rPr>
-                <w:sz w:val="26"/>
-                <w:szCs w:val="26"/>
-              </w:rPr>
-            </w:pPr>
-          </w:p>
-        </w:tc>
-        <w:tc>
-          <w:tcPr>
-            <w:tcW w:w="1116" w:type="dxa"/>
-          </w:tcPr>
-          <w:p>
-            <w:pPr>
-              <w:spacing w:before="120" w:after="60" w:line="240" w:lineRule="auto"/>
-              <w:jc w:val="both"/>
-              <w:rPr>
-                <w:sz w:val="26"/>
-                <w:szCs w:val="26"/>
-              </w:rPr>
-            </w:pPr>
-          </w:p>
-        </w:tc>
-        <w:tc>
-          <w:tcPr>
-            <w:tcW w:w="1244" w:type="dxa"/>
-          </w:tcPr>
-          <w:p>
-            <w:pPr>
-              <w:spacing w:before="120" w:after="60" w:line="240" w:lineRule="auto"/>
-              <w:jc w:val="both"/>
-              <w:rPr>
-                <w:sz w:val="26"/>
-                <w:szCs w:val="26"/>
-              </w:rPr>
-            </w:pPr>
-            <w:r>
-              <w:rPr>
-                <w:sz w:val="26"/>
-                <w:szCs w:val="26"/>
-              </w:rPr>
-              <w:t>{{TotalCapitalVND}}</w:t>
-            </w:r>
-            <w:bookmarkStart w:id="0" w:name="_GoBack"/>
-            <w:bookmarkEnd w:id="0"/>
-          </w:p>
-        </w:tc>
-        <w:tc>
-          <w:tcPr>
-            <w:tcW w:w="1365" w:type="dxa"/>
-          </w:tcPr>
-          <w:p>
-            <w:pPr>
-              <w:spacing w:before="120" w:after="60" w:line="240" w:lineRule="auto"/>
-              <w:jc w:val="both"/>
-              <w:rPr>
-                <w:sz w:val="26"/>
-                <w:szCs w:val="26"/>
-              </w:rPr>
-            </w:pPr>
-          </w:p>
-        </w:tc>
-        <w:tc>
-          <w:tcPr>
-            <w:tcW w:w="1170" w:type="dxa"/>
-          </w:tcPr>
-          <w:p>
-            <w:pPr>
-              <w:spacing w:before="120" w:after="60" w:line="240" w:lineRule="auto"/>
-              <w:jc w:val="both"/>
-              <w:rPr>
-                <w:sz w:val="26"/>
-                <w:szCs w:val="26"/>
-              </w:rPr>
-            </w:pPr>
-          </w:p>
-        </w:tc>
-      </w:tr>
     </w:tbl>
     <w:p>
       <w:pPr>
@@ -6976,7 +7361,6 @@
         <w:t>Tháng</w:t>
       </w:r>
       <w:proofErr w:type="spellEnd"/>
-      <w:proofErr w:type="gramStart"/>
       <w:r>
         <w:rPr>
           <w:rFonts w:ascii="Times New Roman" w:eastAsia="Times New Roman" w:hAnsi="Times New Roman" w:cs="Times New Roman"/>
@@ -6985,10 +7369,8 @@
           <w:sz w:val="26"/>
           <w:szCs w:val="26"/>
         </w:rPr>
-        <w:t>…./</w:t>
-      </w:r>
-      <w:proofErr w:type="spellStart"/>
-      <w:proofErr w:type="gramEnd"/>
+        <w:tab/>
+      </w:r>
       <w:r>
         <w:rPr>
           <w:rFonts w:ascii="Times New Roman" w:eastAsia="Times New Roman" w:hAnsi="Times New Roman" w:cs="Times New Roman"/>
@@ -6997,9 +7379,8 @@
           <w:sz w:val="26"/>
           <w:szCs w:val="26"/>
         </w:rPr>
-        <w:t>Quý</w:t>
-      </w:r>
-      <w:proofErr w:type="spellEnd"/>
+        <w:t xml:space="preserve"> </w:t>
+      </w:r>
       <w:r>
         <w:rPr>
           <w:rFonts w:ascii="Times New Roman" w:eastAsia="Times New Roman" w:hAnsi="Times New Roman" w:cs="Times New Roman"/>
@@ -7008,7 +7389,7 @@
           <w:sz w:val="26"/>
           <w:szCs w:val="26"/>
         </w:rPr>
-        <w:t>…../</w:t>
+        <w:t>{{</w:t>
       </w:r>
       <w:proofErr w:type="spellStart"/>
       <w:r>
@@ -7019,7 +7400,7 @@
           <w:sz w:val="26"/>
           <w:szCs w:val="26"/>
         </w:rPr>
-        <w:t>Năm</w:t>
+        <w:t>ThangCapNN</w:t>
       </w:r>
       <w:proofErr w:type="spellEnd"/>
       <w:r>
@@ -7030,9 +7411,9 @@
           <w:sz w:val="26"/>
           <w:szCs w:val="26"/>
         </w:rPr>
-        <w:t xml:space="preserve"> …..(</w:t>
-      </w:r>
-      <w:proofErr w:type="spellStart"/>
+        <w:t>}</w:t>
+      </w:r>
+      <w:proofErr w:type="gramStart"/>
       <w:r>
         <w:rPr>
           <w:rFonts w:ascii="Times New Roman" w:eastAsia="Times New Roman" w:hAnsi="Times New Roman" w:cs="Times New Roman"/>
@@ -7041,9 +7422,8 @@
           <w:sz w:val="26"/>
           <w:szCs w:val="26"/>
         </w:rPr>
-        <w:t>kỳ</w:t>
-      </w:r>
-      <w:proofErr w:type="spellEnd"/>
+        <w:t>}</w:t>
+      </w:r>
       <w:r>
         <w:rPr>
           <w:rFonts w:ascii="Times New Roman" w:eastAsia="Times New Roman" w:hAnsi="Times New Roman" w:cs="Times New Roman"/>
@@ -7052,9 +7432,10 @@
           <w:sz w:val="26"/>
           <w:szCs w:val="26"/>
         </w:rPr>
-        <w:t xml:space="preserve"> </w:t>
-      </w:r>
-      <w:proofErr w:type="spellStart"/>
+        <w:t>./</w:t>
+      </w:r>
+      <w:proofErr w:type="spellStart"/>
+      <w:proofErr w:type="gramEnd"/>
       <w:r>
         <w:rPr>
           <w:rFonts w:ascii="Times New Roman" w:eastAsia="Times New Roman" w:hAnsi="Times New Roman" w:cs="Times New Roman"/>
@@ -7063,7 +7444,7 @@
           <w:sz w:val="26"/>
           <w:szCs w:val="26"/>
         </w:rPr>
-        <w:t>báo</w:t>
+        <w:t>Quý</w:t>
       </w:r>
       <w:proofErr w:type="spellEnd"/>
       <w:r>
@@ -7074,9 +7455,8 @@
           <w:sz w:val="26"/>
           <w:szCs w:val="26"/>
         </w:rPr>
-        <w:t xml:space="preserve"> </w:t>
-      </w:r>
-      <w:proofErr w:type="spellStart"/>
+        <w:t>…</w:t>
+      </w:r>
       <w:r>
         <w:rPr>
           <w:rFonts w:ascii="Times New Roman" w:eastAsia="Times New Roman" w:hAnsi="Times New Roman" w:cs="Times New Roman"/>
@@ -7085,9 +7465,9 @@
           <w:sz w:val="26"/>
           <w:szCs w:val="26"/>
         </w:rPr>
-        <w:t>cáo</w:t>
-      </w:r>
-      <w:proofErr w:type="spellEnd"/>
+        <w:t>{{</w:t>
+      </w:r>
+      <w:proofErr w:type="spellStart"/>
       <w:r>
         <w:rPr>
           <w:rFonts w:ascii="Times New Roman" w:eastAsia="Times New Roman" w:hAnsi="Times New Roman" w:cs="Times New Roman"/>
@@ -7096,11 +7476,194 @@
           <w:sz w:val="26"/>
           <w:szCs w:val="26"/>
         </w:rPr>
+        <w:t>QuyCapNN</w:t>
+      </w:r>
+      <w:proofErr w:type="spellEnd"/>
+      <w:r>
+        <w:rPr>
+          <w:rFonts w:ascii="Times New Roman" w:eastAsia="Times New Roman" w:hAnsi="Times New Roman" w:cs="Times New Roman"/>
+          <w:i/>
+          <w:iCs/>
+          <w:sz w:val="26"/>
+          <w:szCs w:val="26"/>
+        </w:rPr>
+        <w:t>}}</w:t>
+      </w:r>
+      <w:r>
+        <w:rPr>
+          <w:rFonts w:ascii="Times New Roman" w:eastAsia="Times New Roman" w:hAnsi="Times New Roman" w:cs="Times New Roman"/>
+          <w:i/>
+          <w:iCs/>
+          <w:sz w:val="26"/>
+          <w:szCs w:val="26"/>
+        </w:rPr>
+        <w:t>../</w:t>
+      </w:r>
+      <w:proofErr w:type="spellStart"/>
+      <w:r>
+        <w:rPr>
+          <w:rFonts w:ascii="Times New Roman" w:eastAsia="Times New Roman" w:hAnsi="Times New Roman" w:cs="Times New Roman"/>
+          <w:i/>
+          <w:iCs/>
+          <w:sz w:val="26"/>
+          <w:szCs w:val="26"/>
+        </w:rPr>
+        <w:t>Năm</w:t>
+      </w:r>
+      <w:proofErr w:type="spellEnd"/>
+      <w:r>
+        <w:rPr>
+          <w:rFonts w:ascii="Times New Roman" w:eastAsia="Times New Roman" w:hAnsi="Times New Roman" w:cs="Times New Roman"/>
+          <w:i/>
+          <w:iCs/>
+          <w:sz w:val="26"/>
+          <w:szCs w:val="26"/>
+        </w:rPr>
+        <w:t xml:space="preserve"> …</w:t>
+      </w:r>
+      <w:r>
+        <w:rPr>
+          <w:rFonts w:ascii="Times New Roman" w:eastAsia="Times New Roman" w:hAnsi="Times New Roman" w:cs="Times New Roman"/>
+          <w:i/>
+          <w:iCs/>
+          <w:sz w:val="26"/>
+          <w:szCs w:val="26"/>
+        </w:rPr>
+        <w:t>{{</w:t>
+      </w:r>
+      <w:proofErr w:type="spellStart"/>
+      <w:r>
+        <w:rPr>
+          <w:rFonts w:ascii="Times New Roman" w:eastAsia="Times New Roman" w:hAnsi="Times New Roman" w:cs="Times New Roman"/>
+          <w:i/>
+          <w:iCs/>
+          <w:sz w:val="26"/>
+          <w:szCs w:val="26"/>
+        </w:rPr>
+        <w:t>NamCapNN</w:t>
+      </w:r>
+      <w:proofErr w:type="spellEnd"/>
+      <w:r>
+        <w:rPr>
+          <w:rFonts w:ascii="Times New Roman" w:eastAsia="Times New Roman" w:hAnsi="Times New Roman" w:cs="Times New Roman"/>
+          <w:i/>
+          <w:iCs/>
+          <w:sz w:val="26"/>
+          <w:szCs w:val="26"/>
+        </w:rPr>
+        <w:t>}}</w:t>
+      </w:r>
+      <w:r>
+        <w:rPr>
+          <w:rFonts w:ascii="Times New Roman" w:eastAsia="Times New Roman" w:hAnsi="Times New Roman" w:cs="Times New Roman"/>
+          <w:i/>
+          <w:iCs/>
+          <w:sz w:val="26"/>
+          <w:szCs w:val="26"/>
+        </w:rPr>
+        <w:t>..(</w:t>
+      </w:r>
+      <w:proofErr w:type="spellStart"/>
+      <w:r>
+        <w:rPr>
+          <w:rFonts w:ascii="Times New Roman" w:eastAsia="Times New Roman" w:hAnsi="Times New Roman" w:cs="Times New Roman"/>
+          <w:i/>
+          <w:iCs/>
+          <w:sz w:val="26"/>
+          <w:szCs w:val="26"/>
+        </w:rPr>
+        <w:t>kỳ</w:t>
+      </w:r>
+      <w:proofErr w:type="spellEnd"/>
+      <w:r>
+        <w:rPr>
+          <w:rFonts w:ascii="Times New Roman" w:eastAsia="Times New Roman" w:hAnsi="Times New Roman" w:cs="Times New Roman"/>
+          <w:i/>
+          <w:iCs/>
+          <w:sz w:val="26"/>
+          <w:szCs w:val="26"/>
+        </w:rPr>
+        <w:t xml:space="preserve"> </w:t>
+      </w:r>
+      <w:proofErr w:type="spellStart"/>
+      <w:r>
+        <w:rPr>
+          <w:rFonts w:ascii="Times New Roman" w:eastAsia="Times New Roman" w:hAnsi="Times New Roman" w:cs="Times New Roman"/>
+          <w:i/>
+          <w:iCs/>
+          <w:sz w:val="26"/>
+          <w:szCs w:val="26"/>
+        </w:rPr>
+        <w:t>báo</w:t>
+      </w:r>
+      <w:proofErr w:type="spellEnd"/>
+      <w:r>
+        <w:rPr>
+          <w:rFonts w:ascii="Times New Roman" w:eastAsia="Times New Roman" w:hAnsi="Times New Roman" w:cs="Times New Roman"/>
+          <w:i/>
+          <w:iCs/>
+          <w:sz w:val="26"/>
+          <w:szCs w:val="26"/>
+        </w:rPr>
+        <w:t xml:space="preserve"> </w:t>
+      </w:r>
+      <w:proofErr w:type="spellStart"/>
+      <w:r>
+        <w:rPr>
+          <w:rFonts w:ascii="Times New Roman" w:eastAsia="Times New Roman" w:hAnsi="Times New Roman" w:cs="Times New Roman"/>
+          <w:i/>
+          <w:iCs/>
+          <w:sz w:val="26"/>
+          <w:szCs w:val="26"/>
+        </w:rPr>
+        <w:t>cáo</w:t>
+      </w:r>
+      <w:proofErr w:type="spellEnd"/>
+      <w:r>
+        <w:rPr>
+          <w:rFonts w:ascii="Times New Roman" w:eastAsia="Times New Roman" w:hAnsi="Times New Roman" w:cs="Times New Roman"/>
+          <w:i/>
+          <w:iCs/>
+          <w:sz w:val="26"/>
+          <w:szCs w:val="26"/>
+        </w:rPr>
         <w:t>)…</w:t>
       </w:r>
       <w:r>
         <w:rPr>
           <w:rFonts w:ascii="Times New Roman" w:eastAsia="Times New Roman" w:hAnsi="Times New Roman" w:cs="Times New Roman"/>
+          <w:i/>
+          <w:iCs/>
+          <w:sz w:val="26"/>
+          <w:szCs w:val="26"/>
+        </w:rPr>
+        <w:t>{{</w:t>
+      </w:r>
+      <w:proofErr w:type="spellStart"/>
+      <w:r>
+        <w:rPr>
+          <w:rFonts w:ascii="Times New Roman" w:eastAsia="Times New Roman" w:hAnsi="Times New Roman" w:cs="Times New Roman"/>
+          <w:i/>
+          <w:iCs/>
+          <w:sz w:val="26"/>
+          <w:szCs w:val="26"/>
+        </w:rPr>
+        <w:t>KyBaoCapNN</w:t>
+      </w:r>
+      <w:proofErr w:type="spellEnd"/>
+      <w:r>
+        <w:rPr>
+          <w:rFonts w:ascii="Times New Roman" w:eastAsia="Times New Roman" w:hAnsi="Times New Roman" w:cs="Times New Roman"/>
+          <w:i/>
+          <w:iCs/>
+          <w:sz w:val="26"/>
+          <w:szCs w:val="26"/>
+        </w:rPr>
+        <w:t>}}</w:t>
+      </w:r>
+      <w:r>
+        <w:rPr>
+          <w:rFonts w:ascii="Times New Roman" w:eastAsia="Times New Roman" w:hAnsi="Times New Roman" w:cs="Times New Roman"/>
           <w:sz w:val="26"/>
           <w:szCs w:val="26"/>
         </w:rPr>
@@ -7122,7 +7685,41 @@
           <w:sz w:val="26"/>
           <w:szCs w:val="26"/>
         </w:rPr>
-        <w:t xml:space="preserve"> …..</w:t>
+        <w:t xml:space="preserve"> …</w:t>
+      </w:r>
+      <w:r>
+        <w:rPr>
+          <w:rFonts w:ascii="Times New Roman" w:eastAsia="Times New Roman" w:hAnsi="Times New Roman" w:cs="Times New Roman"/>
+          <w:sz w:val="26"/>
+          <w:szCs w:val="26"/>
+        </w:rPr>
+        <w:t>{{</w:t>
+      </w:r>
+      <w:proofErr w:type="spellStart"/>
+      <w:r>
+        <w:rPr>
+          <w:rFonts w:ascii="Times New Roman" w:eastAsia="Times New Roman" w:hAnsi="Times New Roman" w:cs="Times New Roman"/>
+          <w:sz w:val="26"/>
+          <w:szCs w:val="26"/>
+        </w:rPr>
+        <w:t>SoLuongDuAnNN</w:t>
+      </w:r>
+      <w:proofErr w:type="spellEnd"/>
+      <w:r>
+        <w:rPr>
+          <w:rFonts w:ascii="Times New Roman" w:eastAsia="Times New Roman" w:hAnsi="Times New Roman" w:cs="Times New Roman"/>
+          <w:sz w:val="26"/>
+          <w:szCs w:val="26"/>
+        </w:rPr>
+        <w:t>}}</w:t>
+      </w:r>
+      <w:r>
+        <w:rPr>
+          <w:rFonts w:ascii="Times New Roman" w:eastAsia="Times New Roman" w:hAnsi="Times New Roman" w:cs="Times New Roman"/>
+          <w:sz w:val="26"/>
+          <w:szCs w:val="26"/>
+        </w:rPr>
+        <w:t>..</w:t>
       </w:r>
       <w:r>
         <w:rPr>
@@ -8504,7 +9101,21 @@
                 <w:sz w:val="26"/>
                 <w:szCs w:val="26"/>
               </w:rPr>
-              <w:t>1</w:t>
+              <w:t>{{InvestorNN.</w:t>
+            </w:r>
+            <w:r>
+              <w:rPr>
+                <w:sz w:val="26"/>
+                <w:szCs w:val="26"/>
+              </w:rPr>
+              <w:t>STT</w:t>
+            </w:r>
+            <w:r>
+              <w:rPr>
+                <w:sz w:val="26"/>
+                <w:szCs w:val="26"/>
+              </w:rPr>
+              <w:t>}}</w:t>
             </w:r>
           </w:p>
         </w:tc>
@@ -8526,7 +9137,23 @@
                 <w:sz w:val="26"/>
                 <w:szCs w:val="26"/>
               </w:rPr>
-              <w:t>….</w:t>
+              <w:t>{{</w:t>
+            </w:r>
+            <w:proofErr w:type="spellStart"/>
+            <w:r>
+              <w:rPr>
+                <w:sz w:val="26"/>
+                <w:szCs w:val="26"/>
+              </w:rPr>
+              <w:t>InvestorNN.Ten</w:t>
+            </w:r>
+            <w:proofErr w:type="spellEnd"/>
+            <w:r>
+              <w:rPr>
+                <w:sz w:val="26"/>
+                <w:szCs w:val="26"/>
+              </w:rPr>
+              <w:t>}}</w:t>
             </w:r>
           </w:p>
         </w:tc>
@@ -8543,6 +9170,29 @@
                 <w:szCs w:val="26"/>
               </w:rPr>
             </w:pPr>
+            <w:r>
+              <w:rPr>
+                <w:sz w:val="26"/>
+                <w:szCs w:val="26"/>
+              </w:rPr>
+              <w:t>{{</w:t>
+            </w:r>
+            <w:proofErr w:type="spellStart"/>
+            <w:r>
+              <w:rPr>
+                <w:sz w:val="26"/>
+                <w:szCs w:val="26"/>
+              </w:rPr>
+              <w:t>InvestorNN.CCCD</w:t>
+            </w:r>
+            <w:proofErr w:type="spellEnd"/>
+            <w:r>
+              <w:rPr>
+                <w:sz w:val="26"/>
+                <w:szCs w:val="26"/>
+              </w:rPr>
+              <w:t>}}</w:t>
+            </w:r>
           </w:p>
         </w:tc>
         <w:tc>
@@ -8558,6 +9208,29 @@
                 <w:szCs w:val="26"/>
               </w:rPr>
             </w:pPr>
+            <w:r>
+              <w:rPr>
+                <w:sz w:val="26"/>
+                <w:szCs w:val="26"/>
+              </w:rPr>
+              <w:t>{{</w:t>
+            </w:r>
+            <w:proofErr w:type="spellStart"/>
+            <w:r>
+              <w:rPr>
+                <w:sz w:val="26"/>
+                <w:szCs w:val="26"/>
+              </w:rPr>
+              <w:t>InvestorNN.GiaoDichNgoaiHoi</w:t>
+            </w:r>
+            <w:proofErr w:type="spellEnd"/>
+            <w:r>
+              <w:rPr>
+                <w:sz w:val="26"/>
+                <w:szCs w:val="26"/>
+              </w:rPr>
+              <w:t>}}</w:t>
+            </w:r>
           </w:p>
         </w:tc>
         <w:tc>
@@ -8573,6 +9246,29 @@
                 <w:szCs w:val="26"/>
               </w:rPr>
             </w:pPr>
+            <w:r>
+              <w:rPr>
+                <w:sz w:val="26"/>
+                <w:szCs w:val="26"/>
+              </w:rPr>
+              <w:t>{{</w:t>
+            </w:r>
+            <w:proofErr w:type="spellStart"/>
+            <w:r>
+              <w:rPr>
+                <w:sz w:val="26"/>
+                <w:szCs w:val="26"/>
+              </w:rPr>
+              <w:t>InvestorNN.DiaChi</w:t>
+            </w:r>
+            <w:proofErr w:type="spellEnd"/>
+            <w:r>
+              <w:rPr>
+                <w:sz w:val="26"/>
+                <w:szCs w:val="26"/>
+              </w:rPr>
+              <w:t>}}</w:t>
+            </w:r>
           </w:p>
         </w:tc>
         <w:tc>
@@ -8588,6 +9284,29 @@
                 <w:szCs w:val="26"/>
               </w:rPr>
             </w:pPr>
+            <w:r>
+              <w:rPr>
+                <w:sz w:val="26"/>
+                <w:szCs w:val="26"/>
+              </w:rPr>
+              <w:t>{{</w:t>
+            </w:r>
+            <w:proofErr w:type="spellStart"/>
+            <w:r>
+              <w:rPr>
+                <w:sz w:val="26"/>
+                <w:szCs w:val="26"/>
+              </w:rPr>
+              <w:t>InvestorNN.HinhThucDauTu</w:t>
+            </w:r>
+            <w:proofErr w:type="spellEnd"/>
+            <w:r>
+              <w:rPr>
+                <w:sz w:val="26"/>
+                <w:szCs w:val="26"/>
+              </w:rPr>
+              <w:t>}}</w:t>
+            </w:r>
           </w:p>
         </w:tc>
         <w:tc>
@@ -8603,6 +9322,29 @@
                 <w:szCs w:val="26"/>
               </w:rPr>
             </w:pPr>
+            <w:r>
+              <w:rPr>
+                <w:sz w:val="26"/>
+                <w:szCs w:val="26"/>
+              </w:rPr>
+              <w:t>{{</w:t>
+            </w:r>
+            <w:proofErr w:type="spellStart"/>
+            <w:r>
+              <w:rPr>
+                <w:sz w:val="26"/>
+                <w:szCs w:val="26"/>
+              </w:rPr>
+              <w:t>InvestorNN.MucTieuHoatDong</w:t>
+            </w:r>
+            <w:proofErr w:type="spellEnd"/>
+            <w:r>
+              <w:rPr>
+                <w:sz w:val="26"/>
+                <w:szCs w:val="26"/>
+              </w:rPr>
+              <w:t>}}</w:t>
+            </w:r>
           </w:p>
         </w:tc>
         <w:tc>
@@ -8618,6 +9360,29 @@
                 <w:szCs w:val="26"/>
               </w:rPr>
             </w:pPr>
+            <w:r>
+              <w:rPr>
+                <w:sz w:val="26"/>
+                <w:szCs w:val="26"/>
+              </w:rPr>
+              <w:t>{{</w:t>
+            </w:r>
+            <w:proofErr w:type="spellStart"/>
+            <w:r>
+              <w:rPr>
+                <w:sz w:val="26"/>
+                <w:szCs w:val="26"/>
+              </w:rPr>
+              <w:t>InvestorNN.VonNN</w:t>
+            </w:r>
+            <w:proofErr w:type="spellEnd"/>
+            <w:r>
+              <w:rPr>
+                <w:sz w:val="26"/>
+                <w:szCs w:val="26"/>
+              </w:rPr>
+              <w:t>}}</w:t>
+            </w:r>
           </w:p>
         </w:tc>
         <w:tc>
@@ -8633,6 +9398,29 @@
                 <w:szCs w:val="26"/>
               </w:rPr>
             </w:pPr>
+            <w:r>
+              <w:rPr>
+                <w:sz w:val="26"/>
+                <w:szCs w:val="26"/>
+              </w:rPr>
+              <w:t>{{</w:t>
+            </w:r>
+            <w:proofErr w:type="spellStart"/>
+            <w:r>
+              <w:rPr>
+                <w:sz w:val="26"/>
+                <w:szCs w:val="26"/>
+              </w:rPr>
+              <w:t>InvestorNN.QuocGia</w:t>
+            </w:r>
+            <w:proofErr w:type="spellEnd"/>
+            <w:r>
+              <w:rPr>
+                <w:sz w:val="26"/>
+                <w:szCs w:val="26"/>
+              </w:rPr>
+              <w:t>}}</w:t>
+            </w:r>
           </w:p>
         </w:tc>
       </w:tr>
@@ -8650,13 +9438,15 @@
                 <w:szCs w:val="26"/>
               </w:rPr>
             </w:pPr>
-            <w:r>
-              <w:rPr>
-                <w:sz w:val="26"/>
-                <w:szCs w:val="26"/>
-              </w:rPr>
-              <w:t>2</w:t>
-            </w:r>
+            <w:proofErr w:type="spellStart"/>
+            <w:r>
+              <w:rPr>
+                <w:sz w:val="26"/>
+                <w:szCs w:val="26"/>
+              </w:rPr>
+              <w:t>Tổng</w:t>
+            </w:r>
+            <w:proofErr w:type="spellEnd"/>
           </w:p>
         </w:tc>
         <w:tc>
@@ -8672,13 +9462,6 @@
                 <w:szCs w:val="26"/>
               </w:rPr>
             </w:pPr>
-            <w:r>
-              <w:rPr>
-                <w:sz w:val="26"/>
-                <w:szCs w:val="26"/>
-              </w:rPr>
-              <w:t>….</w:t>
-            </w:r>
           </w:p>
         </w:tc>
         <w:tc>
@@ -8787,296 +9570,6 @@
           </w:p>
         </w:tc>
       </w:tr>
-      <w:tr>
-        <w:tc>
-          <w:tcPr>
-            <w:tcW w:w="799" w:type="dxa"/>
-          </w:tcPr>
-          <w:p>
-            <w:pPr>
-              <w:spacing w:before="120" w:after="60" w:line="240" w:lineRule="auto"/>
-              <w:jc w:val="both"/>
-              <w:rPr>
-                <w:sz w:val="26"/>
-                <w:szCs w:val="26"/>
-              </w:rPr>
-            </w:pPr>
-            <w:r>
-              <w:rPr>
-                <w:sz w:val="26"/>
-                <w:szCs w:val="26"/>
-              </w:rPr>
-              <w:t>…</w:t>
-            </w:r>
-          </w:p>
-        </w:tc>
-        <w:tc>
-          <w:tcPr>
-            <w:tcW w:w="1083" w:type="dxa"/>
-          </w:tcPr>
-          <w:p>
-            <w:pPr>
-              <w:spacing w:before="120" w:after="60" w:line="240" w:lineRule="auto"/>
-              <w:jc w:val="both"/>
-              <w:rPr>
-                <w:sz w:val="26"/>
-                <w:szCs w:val="26"/>
-              </w:rPr>
-            </w:pPr>
-          </w:p>
-        </w:tc>
-        <w:tc>
-          <w:tcPr>
-            <w:tcW w:w="1033" w:type="dxa"/>
-          </w:tcPr>
-          <w:p>
-            <w:pPr>
-              <w:spacing w:before="120" w:after="60" w:line="240" w:lineRule="auto"/>
-              <w:jc w:val="both"/>
-              <w:rPr>
-                <w:sz w:val="26"/>
-                <w:szCs w:val="26"/>
-              </w:rPr>
-            </w:pPr>
-          </w:p>
-        </w:tc>
-        <w:tc>
-          <w:tcPr>
-            <w:tcW w:w="1096" w:type="dxa"/>
-          </w:tcPr>
-          <w:p>
-            <w:pPr>
-              <w:spacing w:before="120" w:after="60" w:line="240" w:lineRule="auto"/>
-              <w:jc w:val="both"/>
-              <w:rPr>
-                <w:sz w:val="26"/>
-                <w:szCs w:val="26"/>
-              </w:rPr>
-            </w:pPr>
-          </w:p>
-        </w:tc>
-        <w:tc>
-          <w:tcPr>
-            <w:tcW w:w="869" w:type="dxa"/>
-          </w:tcPr>
-          <w:p>
-            <w:pPr>
-              <w:spacing w:before="120" w:after="60" w:line="240" w:lineRule="auto"/>
-              <w:jc w:val="both"/>
-              <w:rPr>
-                <w:sz w:val="26"/>
-                <w:szCs w:val="26"/>
-              </w:rPr>
-            </w:pPr>
-          </w:p>
-        </w:tc>
-        <w:tc>
-          <w:tcPr>
-            <w:tcW w:w="1180" w:type="dxa"/>
-          </w:tcPr>
-          <w:p>
-            <w:pPr>
-              <w:spacing w:before="120" w:after="60" w:line="240" w:lineRule="auto"/>
-              <w:jc w:val="both"/>
-              <w:rPr>
-                <w:sz w:val="26"/>
-                <w:szCs w:val="26"/>
-              </w:rPr>
-            </w:pPr>
-          </w:p>
-        </w:tc>
-        <w:tc>
-          <w:tcPr>
-            <w:tcW w:w="1363" w:type="dxa"/>
-          </w:tcPr>
-          <w:p>
-            <w:pPr>
-              <w:spacing w:before="120" w:after="60" w:line="240" w:lineRule="auto"/>
-              <w:jc w:val="both"/>
-              <w:rPr>
-                <w:sz w:val="26"/>
-                <w:szCs w:val="26"/>
-              </w:rPr>
-            </w:pPr>
-          </w:p>
-        </w:tc>
-        <w:tc>
-          <w:tcPr>
-            <w:tcW w:w="1240" w:type="dxa"/>
-          </w:tcPr>
-          <w:p>
-            <w:pPr>
-              <w:spacing w:before="120" w:after="60" w:line="240" w:lineRule="auto"/>
-              <w:jc w:val="both"/>
-              <w:rPr>
-                <w:sz w:val="26"/>
-                <w:szCs w:val="26"/>
-              </w:rPr>
-            </w:pPr>
-          </w:p>
-        </w:tc>
-        <w:tc>
-          <w:tcPr>
-            <w:tcW w:w="1170" w:type="dxa"/>
-          </w:tcPr>
-          <w:p>
-            <w:pPr>
-              <w:spacing w:before="120" w:after="60" w:line="240" w:lineRule="auto"/>
-              <w:jc w:val="both"/>
-              <w:rPr>
-                <w:sz w:val="26"/>
-                <w:szCs w:val="26"/>
-              </w:rPr>
-            </w:pPr>
-          </w:p>
-        </w:tc>
-      </w:tr>
-      <w:tr>
-        <w:tc>
-          <w:tcPr>
-            <w:tcW w:w="799" w:type="dxa"/>
-          </w:tcPr>
-          <w:p>
-            <w:pPr>
-              <w:spacing w:before="120" w:after="60" w:line="240" w:lineRule="auto"/>
-              <w:jc w:val="both"/>
-              <w:rPr>
-                <w:sz w:val="26"/>
-                <w:szCs w:val="26"/>
-              </w:rPr>
-            </w:pPr>
-            <w:proofErr w:type="spellStart"/>
-            <w:r>
-              <w:rPr>
-                <w:sz w:val="26"/>
-                <w:szCs w:val="26"/>
-              </w:rPr>
-              <w:t>Tổng</w:t>
-            </w:r>
-            <w:proofErr w:type="spellEnd"/>
-          </w:p>
-        </w:tc>
-        <w:tc>
-          <w:tcPr>
-            <w:tcW w:w="1083" w:type="dxa"/>
-          </w:tcPr>
-          <w:p>
-            <w:pPr>
-              <w:spacing w:before="120" w:after="60" w:line="240" w:lineRule="auto"/>
-              <w:jc w:val="both"/>
-              <w:rPr>
-                <w:sz w:val="26"/>
-                <w:szCs w:val="26"/>
-              </w:rPr>
-            </w:pPr>
-          </w:p>
-        </w:tc>
-        <w:tc>
-          <w:tcPr>
-            <w:tcW w:w="1033" w:type="dxa"/>
-          </w:tcPr>
-          <w:p>
-            <w:pPr>
-              <w:spacing w:before="120" w:after="60" w:line="240" w:lineRule="auto"/>
-              <w:jc w:val="both"/>
-              <w:rPr>
-                <w:sz w:val="26"/>
-                <w:szCs w:val="26"/>
-              </w:rPr>
-            </w:pPr>
-          </w:p>
-        </w:tc>
-        <w:tc>
-          <w:tcPr>
-            <w:tcW w:w="1096" w:type="dxa"/>
-          </w:tcPr>
-          <w:p>
-            <w:pPr>
-              <w:spacing w:before="120" w:after="60" w:line="240" w:lineRule="auto"/>
-              <w:jc w:val="both"/>
-              <w:rPr>
-                <w:sz w:val="26"/>
-                <w:szCs w:val="26"/>
-              </w:rPr>
-            </w:pPr>
-          </w:p>
-        </w:tc>
-        <w:tc>
-          <w:tcPr>
-            <w:tcW w:w="869" w:type="dxa"/>
-          </w:tcPr>
-          <w:p>
-            <w:pPr>
-              <w:spacing w:before="120" w:after="60" w:line="240" w:lineRule="auto"/>
-              <w:jc w:val="both"/>
-              <w:rPr>
-                <w:sz w:val="26"/>
-                <w:szCs w:val="26"/>
-              </w:rPr>
-            </w:pPr>
-          </w:p>
-        </w:tc>
-        <w:tc>
-          <w:tcPr>
-            <w:tcW w:w="1180" w:type="dxa"/>
-          </w:tcPr>
-          <w:p>
-            <w:pPr>
-              <w:spacing w:before="120" w:after="60" w:line="240" w:lineRule="auto"/>
-              <w:jc w:val="both"/>
-              <w:rPr>
-                <w:sz w:val="26"/>
-                <w:szCs w:val="26"/>
-              </w:rPr>
-            </w:pPr>
-          </w:p>
-        </w:tc>
-        <w:tc>
-          <w:tcPr>
-            <w:tcW w:w="1363" w:type="dxa"/>
-          </w:tcPr>
-          <w:p>
-            <w:pPr>
-              <w:spacing w:before="120" w:after="60" w:line="240" w:lineRule="auto"/>
-              <w:jc w:val="both"/>
-              <w:rPr>
-                <w:sz w:val="26"/>
-                <w:szCs w:val="26"/>
-              </w:rPr>
-            </w:pPr>
-          </w:p>
-        </w:tc>
-        <w:tc>
-          <w:tcPr>
-            <w:tcW w:w="1240" w:type="dxa"/>
-          </w:tcPr>
-          <w:p>
-            <w:pPr>
-              <w:spacing w:before="120" w:after="60" w:line="240" w:lineRule="auto"/>
-              <w:jc w:val="both"/>
-              <w:rPr>
-                <w:sz w:val="26"/>
-                <w:szCs w:val="26"/>
-              </w:rPr>
-            </w:pPr>
-          </w:p>
-        </w:tc>
-        <w:tc>
-          <w:tcPr>
-            <w:tcW w:w="1170" w:type="dxa"/>
-          </w:tcPr>
-          <w:p>
-            <w:pPr>
-              <w:spacing w:before="120" w:after="60" w:line="240" w:lineRule="auto"/>
-              <w:jc w:val="both"/>
-              <w:rPr>
-                <w:sz w:val="26"/>
-                <w:szCs w:val="26"/>
-              </w:rPr>
-            </w:pPr>
-          </w:p>
-        </w:tc>
-      </w:tr>
     </w:tbl>
     <w:p>
       <w:pPr>
@@ -9229,7 +9722,33 @@
           <w:sz w:val="26"/>
           <w:szCs w:val="26"/>
         </w:rPr>
-        <w:t>: …</w:t>
+        <w:t xml:space="preserve">: </w:t>
+      </w:r>
+      <w:r>
+        <w:rPr>
+          <w:rFonts w:ascii="Times New Roman" w:eastAsia="Times New Roman" w:hAnsi="Times New Roman" w:cs="Times New Roman"/>
+          <w:sz w:val="26"/>
+          <w:szCs w:val="26"/>
+        </w:rPr>
+        <w:t>{{</w:t>
+      </w:r>
+      <w:proofErr w:type="spellStart"/>
+      <w:r>
+        <w:rPr>
+          <w:rFonts w:ascii="Times New Roman" w:eastAsia="Times New Roman" w:hAnsi="Times New Roman" w:cs="Times New Roman"/>
+          <w:sz w:val="26"/>
+          <w:szCs w:val="26"/>
+        </w:rPr>
+        <w:t>GhiChu</w:t>
+      </w:r>
+      <w:proofErr w:type="spellEnd"/>
+      <w:r>
+        <w:rPr>
+          <w:rFonts w:ascii="Times New Roman" w:eastAsia="Times New Roman" w:hAnsi="Times New Roman" w:cs="Times New Roman"/>
+          <w:sz w:val="26"/>
+          <w:szCs w:val="26"/>
+        </w:rPr>
+        <w:t>}}</w:t>
       </w:r>
     </w:p>
     <w:tbl>
@@ -9299,7 +9818,7 @@
                 <w:sz w:val="26"/>
                 <w:szCs w:val="26"/>
               </w:rPr>
-              <w:t xml:space="preserve">…, </w:t>
+              <w:t>{{</w:t>
             </w:r>
             <w:proofErr w:type="spellStart"/>
             <w:r>
@@ -9310,9 +9829,10 @@
                 <w:sz w:val="26"/>
                 <w:szCs w:val="26"/>
               </w:rPr>
-              <w:t>ngày</w:t>
-            </w:r>
-            <w:proofErr w:type="spellEnd"/>
+              <w:t>DiaChiKy</w:t>
+            </w:r>
+            <w:proofErr w:type="spellEnd"/>
+            <w:proofErr w:type="gramStart"/>
             <w:r>
               <w:rPr>
                 <w:rFonts w:ascii="Times New Roman" w:eastAsia="Times New Roman" w:hAnsi="Times New Roman" w:cs="Times New Roman"/>
@@ -9321,9 +9841,8 @@
                 <w:sz w:val="26"/>
                 <w:szCs w:val="26"/>
               </w:rPr>
-              <w:t xml:space="preserve"> ... </w:t>
-            </w:r>
-            <w:proofErr w:type="spellStart"/>
+              <w:t>}}</w:t>
+            </w:r>
             <w:r>
               <w:rPr>
                 <w:rFonts w:ascii="Times New Roman" w:eastAsia="Times New Roman" w:hAnsi="Times New Roman" w:cs="Times New Roman"/>
@@ -9332,9 +9851,9 @@
                 <w:sz w:val="26"/>
                 <w:szCs w:val="26"/>
               </w:rPr>
-              <w:t>tháng</w:t>
-            </w:r>
-            <w:proofErr w:type="spellEnd"/>
+              <w:t>…</w:t>
+            </w:r>
+            <w:proofErr w:type="gramEnd"/>
             <w:r>
               <w:rPr>
                 <w:rFonts w:ascii="Times New Roman" w:eastAsia="Times New Roman" w:hAnsi="Times New Roman" w:cs="Times New Roman"/>
@@ -9343,7 +9862,7 @@
                 <w:sz w:val="26"/>
                 <w:szCs w:val="26"/>
               </w:rPr>
-              <w:t xml:space="preserve"> ... </w:t>
+              <w:t xml:space="preserve">, </w:t>
             </w:r>
             <w:proofErr w:type="spellStart"/>
             <w:r>
@@ -9354,7 +9873,7 @@
                 <w:sz w:val="26"/>
                 <w:szCs w:val="26"/>
               </w:rPr>
-              <w:t>năm</w:t>
+              <w:t>ngày</w:t>
             </w:r>
             <w:proofErr w:type="spellEnd"/>
             <w:r>
@@ -9365,7 +9884,179 @@
                 <w:sz w:val="26"/>
                 <w:szCs w:val="26"/>
               </w:rPr>
+              <w:t xml:space="preserve"> ..</w:t>
+            </w:r>
+            <w:r>
+              <w:rPr>
+                <w:rFonts w:ascii="Times New Roman" w:eastAsia="Times New Roman" w:hAnsi="Times New Roman" w:cs="Times New Roman"/>
+                <w:i/>
+                <w:iCs/>
+                <w:sz w:val="26"/>
+                <w:szCs w:val="26"/>
+              </w:rPr>
+              <w:t>{{</w:t>
+            </w:r>
+            <w:proofErr w:type="spellStart"/>
+            <w:r>
+              <w:rPr>
+                <w:rFonts w:ascii="Times New Roman" w:eastAsia="Times New Roman" w:hAnsi="Times New Roman" w:cs="Times New Roman"/>
+                <w:i/>
+                <w:iCs/>
+                <w:sz w:val="26"/>
+                <w:szCs w:val="26"/>
+              </w:rPr>
+              <w:t>NgayKy</w:t>
+            </w:r>
+            <w:proofErr w:type="spellEnd"/>
+            <w:r>
+              <w:rPr>
+                <w:rFonts w:ascii="Times New Roman" w:eastAsia="Times New Roman" w:hAnsi="Times New Roman" w:cs="Times New Roman"/>
+                <w:i/>
+                <w:iCs/>
+                <w:sz w:val="26"/>
+                <w:szCs w:val="26"/>
+              </w:rPr>
+              <w:t>}}</w:t>
+            </w:r>
+            <w:r>
+              <w:rPr>
+                <w:rFonts w:ascii="Times New Roman" w:eastAsia="Times New Roman" w:hAnsi="Times New Roman" w:cs="Times New Roman"/>
+                <w:i/>
+                <w:iCs/>
+                <w:sz w:val="26"/>
+                <w:szCs w:val="26"/>
+              </w:rPr>
+              <w:t xml:space="preserve">. </w:t>
+            </w:r>
+            <w:proofErr w:type="spellStart"/>
+            <w:r>
+              <w:rPr>
+                <w:rFonts w:ascii="Times New Roman" w:eastAsia="Times New Roman" w:hAnsi="Times New Roman" w:cs="Times New Roman"/>
+                <w:i/>
+                <w:iCs/>
+                <w:sz w:val="26"/>
+                <w:szCs w:val="26"/>
+              </w:rPr>
+              <w:t>tháng</w:t>
+            </w:r>
+            <w:proofErr w:type="spellEnd"/>
+            <w:r>
+              <w:rPr>
+                <w:rFonts w:ascii="Times New Roman" w:eastAsia="Times New Roman" w:hAnsi="Times New Roman" w:cs="Times New Roman"/>
+                <w:i/>
+                <w:iCs/>
+                <w:sz w:val="26"/>
+                <w:szCs w:val="26"/>
+              </w:rPr>
+              <w:t xml:space="preserve"> </w:t>
+            </w:r>
+            <w:r>
+              <w:rPr>
+                <w:rFonts w:ascii="Times New Roman" w:eastAsia="Times New Roman" w:hAnsi="Times New Roman" w:cs="Times New Roman"/>
+                <w:i/>
+                <w:iCs/>
+                <w:sz w:val="26"/>
+                <w:szCs w:val="26"/>
+              </w:rPr>
+              <w:t>{{</w:t>
+            </w:r>
+            <w:proofErr w:type="spellStart"/>
+            <w:r>
+              <w:rPr>
+                <w:rFonts w:ascii="Times New Roman" w:eastAsia="Times New Roman" w:hAnsi="Times New Roman" w:cs="Times New Roman"/>
+                <w:i/>
+                <w:iCs/>
+                <w:sz w:val="26"/>
+                <w:szCs w:val="26"/>
+              </w:rPr>
+              <w:t>ThangKy</w:t>
+            </w:r>
+            <w:proofErr w:type="spellEnd"/>
+            <w:proofErr w:type="gramStart"/>
+            <w:r>
+              <w:rPr>
+                <w:rFonts w:ascii="Times New Roman" w:eastAsia="Times New Roman" w:hAnsi="Times New Roman" w:cs="Times New Roman"/>
+                <w:i/>
+                <w:iCs/>
+                <w:sz w:val="26"/>
+                <w:szCs w:val="26"/>
+              </w:rPr>
+              <w:t>}}</w:t>
+            </w:r>
+            <w:r>
+              <w:rPr>
+                <w:rFonts w:ascii="Times New Roman" w:eastAsia="Times New Roman" w:hAnsi="Times New Roman" w:cs="Times New Roman"/>
+                <w:i/>
+                <w:iCs/>
+                <w:sz w:val="26"/>
+                <w:szCs w:val="26"/>
+              </w:rPr>
+              <w:t>...</w:t>
+            </w:r>
+            <w:proofErr w:type="gramEnd"/>
+            <w:r>
+              <w:rPr>
+                <w:rFonts w:ascii="Times New Roman" w:eastAsia="Times New Roman" w:hAnsi="Times New Roman" w:cs="Times New Roman"/>
+                <w:i/>
+                <w:iCs/>
+                <w:sz w:val="26"/>
+                <w:szCs w:val="26"/>
+              </w:rPr>
+              <w:t xml:space="preserve"> </w:t>
+            </w:r>
+            <w:proofErr w:type="spellStart"/>
+            <w:r>
+              <w:rPr>
+                <w:rFonts w:ascii="Times New Roman" w:eastAsia="Times New Roman" w:hAnsi="Times New Roman" w:cs="Times New Roman"/>
+                <w:i/>
+                <w:iCs/>
+                <w:sz w:val="26"/>
+                <w:szCs w:val="26"/>
+              </w:rPr>
+              <w:t>năm</w:t>
+            </w:r>
+            <w:proofErr w:type="spellEnd"/>
+            <w:r>
+              <w:rPr>
+                <w:rFonts w:ascii="Times New Roman" w:eastAsia="Times New Roman" w:hAnsi="Times New Roman" w:cs="Times New Roman"/>
+                <w:i/>
+                <w:iCs/>
+                <w:sz w:val="26"/>
+                <w:szCs w:val="26"/>
+              </w:rPr>
               <w:t xml:space="preserve"> ...</w:t>
+            </w:r>
+            <w:r>
+              <w:rPr>
+                <w:rFonts w:ascii="Times New Roman" w:eastAsia="Times New Roman" w:hAnsi="Times New Roman" w:cs="Times New Roman"/>
+                <w:i/>
+                <w:iCs/>
+                <w:sz w:val="26"/>
+                <w:szCs w:val="26"/>
+              </w:rPr>
+              <w:t>{{</w:t>
+            </w:r>
+            <w:proofErr w:type="spellStart"/>
+            <w:r>
+              <w:rPr>
+                <w:rFonts w:ascii="Times New Roman" w:eastAsia="Times New Roman" w:hAnsi="Times New Roman" w:cs="Times New Roman"/>
+                <w:i/>
+                <w:iCs/>
+                <w:sz w:val="26"/>
+                <w:szCs w:val="26"/>
+              </w:rPr>
+              <w:t>NamKy</w:t>
+            </w:r>
+            <w:proofErr w:type="spellEnd"/>
+            <w:r>
+              <w:rPr>
+                <w:rFonts w:ascii="Times New Roman" w:eastAsia="Times New Roman" w:hAnsi="Times New Roman" w:cs="Times New Roman"/>
+                <w:i/>
+                <w:iCs/>
+                <w:sz w:val="26"/>
+                <w:szCs w:val="26"/>
+              </w:rPr>
+              <w:t>}}</w:t>
             </w:r>
             <w:r>
               <w:rPr>
@@ -10237,7 +10928,883 @@
       </w:tblCellMar>
     </w:tblPr>
   </w:style>
+  <w:style w:type="character" w:styleId="PlaceholderText">
+    <w:name w:val="Placeholder Text"/>
+    <w:basedOn w:val="DefaultParagraphFont"/>
+    <w:uiPriority w:val="99"/>
+    <w:semiHidden/>
+    <w:rsid w:val="00336A6C"/>
+    <w:rPr>
+      <w:color w:val="808080"/>
+    </w:rPr>
+  </w:style>
 </w:styles>
+</file>
+
+<file path=word/glossary/document.xml><?xml version="1.0" encoding="utf-8"?>
+<w:glossaryDocument xmlns:wpc="http://schemas.microsoft.com/office/word/2010/wordprocessingCanvas" xmlns:cx="http://schemas.microsoft.com/office/drawing/2014/chartex" xmlns:cx1="http://schemas.microsoft.com/office/drawing/2015/9/8/chartex" xmlns:cx2="http://schemas.microsoft.com/office/drawing/2015/10/21/chartex" xmlns:cx3="http://schemas.microsoft.com/office/drawing/2016/5/9/chartex" xmlns:cx4="http://schemas.microsoft.com/office/drawing/2016/5/10/chartex" xmlns:cx5="http://schemas.microsoft.com/office/drawing/2016/5/11/chartex" xmlns:cx6="http://schemas.microsoft.com/office/drawing/2016/5/12/chartex" xmlns:cx7="http://schemas.microsoft.com/office/drawing/2016/5/13/chartex" xmlns:cx8="http://schemas.microsoft.com/office/drawing/2016/5/14/chartex" xmlns:mc="http://schemas.openxmlformats.org/markup-compatibility/2006" xmlns:aink="http://schemas.microsoft.com/office/drawing/2016/ink" xmlns:am3d="http://schemas.microsoft.com/office/drawing/2017/model3d" xmlns:o="urn:schemas-microsoft-com:office:office" xmlns:r="http://schemas.openxmlformats.org/officeDocument/2006/relationships" xmlns:m="http://schemas.openxmlformats.org/officeDocument/2006/math" xmlns:v="urn:schemas-microsoft-com:vml" xmlns:wp14="http://schemas.microsoft.com/office/word/2010/wordprocessingDrawing" xmlns:wp="http://schemas.openxmlformats.org/drawingml/2006/wordprocessingDrawing" xmlns:w10="urn:schemas-microsoft-com:office:word" xmlns:w="http://schemas.openxmlformats.org/wordprocessingml/2006/main" xmlns:w14="http://schemas.microsoft.com/office/word/2010/wordml" xmlns:w15="http://schemas.microsoft.com/office/word/2012/wordml" xmlns:w16cid="http://schemas.microsoft.com/office/word/2016/wordml/cid" xmlns:w16se="http://schemas.microsoft.com/office/word/2015/wordml/symex" xmlns:wpg="http://schemas.microsoft.com/office/word/2010/wordprocessingGroup" xmlns:wpi="http://schemas.microsoft.com/office/word/2010/wordprocessingInk" xmlns:wne="http://schemas.microsoft.com/office/word/2006/wordml" xmlns:wps="http://schemas.microsoft.com/office/word/2010/wordprocessingShape" mc:Ignorable="w14 w15 w16se w16cid wp14">
+  <w:docParts>
+    <w:docPart>
+      <w:docPartPr>
+        <w:name w:val="E34B1F5AFD3441D7B185842690D66282"/>
+        <w:category>
+          <w:name w:val="General"/>
+          <w:gallery w:val="placeholder"/>
+        </w:category>
+        <w:types>
+          <w:type w:val="bbPlcHdr"/>
+        </w:types>
+        <w:behaviors>
+          <w:behavior w:val="content"/>
+        </w:behaviors>
+        <w:guid w:val="{18C73B27-72C1-4A42-A082-53A4871E98B1}"/>
+      </w:docPartPr>
+      <w:docPartBody>
+        <w:p>
+          <w:pPr>
+            <w:pStyle w:val="E34B1F5AFD3441D7B185842690D662828"/>
+          </w:pPr>
+          <w:r>
+            <w:t>.........</w:t>
+          </w:r>
+          <w:r>
+            <w:rPr>
+              <w:rStyle w:val="PlaceholderText"/>
+            </w:rPr>
+            <w:t>.</w:t>
+          </w:r>
+        </w:p>
+      </w:docPartBody>
+    </w:docPart>
+    <w:docPart>
+      <w:docPartPr>
+        <w:name w:val="53BDB0C45F1B47269384B8E65DB04CA3"/>
+        <w:category>
+          <w:name w:val="General"/>
+          <w:gallery w:val="placeholder"/>
+        </w:category>
+        <w:types>
+          <w:type w:val="bbPlcHdr"/>
+        </w:types>
+        <w:behaviors>
+          <w:behavior w:val="content"/>
+        </w:behaviors>
+        <w:guid w:val="{348ADAEE-A7B2-4256-B1D4-0B9D957BD416}"/>
+      </w:docPartPr>
+      <w:docPartBody>
+        <w:p>
+          <w:r>
+            <w:t>DiaChi</w:t>
+          </w:r>
+        </w:p>
+      </w:docPartBody>
+    </w:docPart>
+    <w:docPart>
+      <w:docPartPr>
+        <w:name w:val="DefaultPlaceholder_-1854013435"/>
+        <w:category>
+          <w:name w:val="General"/>
+          <w:gallery w:val="placeholder"/>
+        </w:category>
+        <w:types>
+          <w:type w:val="bbPlcHdr"/>
+        </w:types>
+        <w:behaviors>
+          <w:behavior w:val="content"/>
+        </w:behaviors>
+        <w:guid w:val="{F951C9BD-D7F9-4DCB-A01A-B0B6F4B928AE}"/>
+      </w:docPartPr>
+      <w:docPartBody>
+        <w:p>
+          <w:r>
+            <w:rPr>
+              <w:rStyle w:val="PlaceholderText"/>
+            </w:rPr>
+            <w:t>Enter any content that you want to repeat, including other content controls. You can also insert this control around table rows in order to repeat parts of a table.</w:t>
+          </w:r>
+        </w:p>
+      </w:docPartBody>
+    </w:docPart>
+    <w:docPart>
+      <w:docPartPr>
+        <w:name w:val="93CD5325FA7C4B8FA2299FC9EA26E03F"/>
+        <w:category>
+          <w:name w:val="General"/>
+          <w:gallery w:val="placeholder"/>
+        </w:category>
+        <w:types>
+          <w:type w:val="bbPlcHdr"/>
+        </w:types>
+        <w:behaviors>
+          <w:behavior w:val="content"/>
+        </w:behaviors>
+        <w:guid w:val="{180349CF-72D2-4A44-A75A-F01DDFA1A300}"/>
+      </w:docPartPr>
+      <w:docPartBody>
+        <w:p>
+          <w:pPr>
+            <w:pStyle w:val="93CD5325FA7C4B8FA2299FC9EA26E03F"/>
+          </w:pPr>
+          <w:r>
+            <w:rPr>
+              <w:rStyle w:val="PlaceholderText"/>
+            </w:rPr>
+            <w:t>STT</w:t>
+          </w:r>
+        </w:p>
+      </w:docPartBody>
+    </w:docPart>
+  </w:docParts>
+</w:glossaryDocument>
+</file>
+
+<file path=word/glossary/fontTable.xml><?xml version="1.0" encoding="utf-8"?>
+<w:fonts xmlns:mc="http://schemas.openxmlformats.org/markup-compatibility/2006" xmlns:r="http://schemas.openxmlformats.org/officeDocument/2006/relationships" xmlns:w="http://schemas.openxmlformats.org/wordprocessingml/2006/main" xmlns:w14="http://schemas.microsoft.com/office/word/2010/wordml" xmlns:w15="http://schemas.microsoft.com/office/word/2012/wordml" xmlns:w16cid="http://schemas.microsoft.com/office/word/2016/wordml/cid" xmlns:w16se="http://schemas.microsoft.com/office/word/2015/wordml/symex" mc:Ignorable="w14 w15 w16se w16cid">
+  <w:font w:name="Arial">
+    <w:panose1 w:val="020B0604020202020204"/>
+    <w:charset w:val="00"/>
+    <w:family w:val="swiss"/>
+    <w:pitch w:val="variable"/>
+    <w:sig w:usb0="E0002EFF" w:usb1="C000785B" w:usb2="00000009" w:usb3="00000000" w:csb0="000001FF" w:csb1="00000000"/>
+  </w:font>
+  <w:font w:name="Times New Roman">
+    <w:panose1 w:val="02020603050405020304"/>
+    <w:charset w:val="00"/>
+    <w:family w:val="roman"/>
+    <w:pitch w:val="variable"/>
+    <w:sig w:usb0="E0002EFF" w:usb1="C000785B" w:usb2="00000009" w:usb3="00000000" w:csb0="000001FF" w:csb1="00000000"/>
+  </w:font>
+  <w:font w:name="Calibri">
+    <w:panose1 w:val="020F0502020204030204"/>
+    <w:charset w:val="00"/>
+    <w:family w:val="swiss"/>
+    <w:pitch w:val="variable"/>
+    <w:sig w:usb0="E4002EFF" w:usb1="C200247B" w:usb2="00000009" w:usb3="00000000" w:csb0="000001FF" w:csb1="00000000"/>
+  </w:font>
+  <w:font w:name="Cambria">
+    <w:panose1 w:val="02040503050406030204"/>
+    <w:charset w:val="00"/>
+    <w:family w:val="roman"/>
+    <w:pitch w:val="variable"/>
+    <w:sig w:usb0="E00006FF" w:usb1="420024FF" w:usb2="02000000" w:usb3="00000000" w:csb0="0000019F" w:csb1="00000000"/>
+  </w:font>
+  <w:font w:name="Calibri Light">
+    <w:panose1 w:val="020F0302020204030204"/>
+    <w:charset w:val="00"/>
+    <w:family w:val="swiss"/>
+    <w:pitch w:val="variable"/>
+    <w:sig w:usb0="E4002EFF" w:usb1="C200247B" w:usb2="00000009" w:usb3="00000000" w:csb0="000001FF" w:csb1="00000000"/>
+  </w:font>
+</w:fonts>
+</file>
+
+<file path=word/glossary/settings.xml><?xml version="1.0" encoding="utf-8"?>
+<w:settings xmlns:mc="http://schemas.openxmlformats.org/markup-compatibility/2006" xmlns:o="urn:schemas-microsoft-com:office:office" xmlns:r="http://schemas.openxmlformats.org/officeDocument/2006/relationships" xmlns:m="http://schemas.openxmlformats.org/officeDocument/2006/math" xmlns:v="urn:schemas-microsoft-com:vml" xmlns:w10="urn:schemas-microsoft-com:office:word" xmlns:w="http://schemas.openxmlformats.org/wordprocessingml/2006/main" xmlns:w14="http://schemas.microsoft.com/office/word/2010/wordml" xmlns:w15="http://schemas.microsoft.com/office/word/2012/wordml" xmlns:w16cid="http://schemas.microsoft.com/office/word/2016/wordml/cid" xmlns:w16se="http://schemas.microsoft.com/office/word/2015/wordml/symex" xmlns:sl="http://schemas.openxmlformats.org/schemaLibrary/2006/main" mc:Ignorable="w14 w15 w16se w16cid">
+  <w:view w:val="normal"/>
+  <w:defaultTabStop w:val="720"/>
+  <w:characterSpacingControl w:val="doNotCompress"/>
+  <w:compat>
+    <w:useFELayout/>
+    <w:compatSetting w:name="compatibilityMode" w:uri="http://schemas.microsoft.com/office/word" w:val="15"/>
+    <w:compatSetting w:name="overrideTableStyleFontSizeAndJustification" w:uri="http://schemas.microsoft.com/office/word" w:val="1"/>
+    <w:compatSetting w:name="enableOpenTypeFeatures" w:uri="http://schemas.microsoft.com/office/word" w:val="1"/>
+    <w:compatSetting w:name="doNotFlipMirrorIndents" w:uri="http://schemas.microsoft.com/office/word" w:val="1"/>
+    <w:compatSetting w:name="differentiateMultirowTableHeaders" w:uri="http://schemas.microsoft.com/office/word" w:val="1"/>
+    <w:compatSetting w:name="useWord2013TrackBottomHyphenation" w:uri="http://schemas.microsoft.com/office/word" w:val="0"/>
+  </w:compat>
+  <w:rsids>
+    <w:rsidRoot w:val="00553238"/>
+    <w:rsid w:val="0005384A"/>
+    <w:rsid w:val="000B27D2"/>
+    <w:rsid w:val="000D4593"/>
+    <w:rsid w:val="002A6EE1"/>
+    <w:rsid w:val="00494B95"/>
+    <w:rsid w:val="00553238"/>
+    <w:rsid w:val="00567A4A"/>
+    <w:rsid w:val="00573A6F"/>
+    <w:rsid w:val="00A27976"/>
+    <w:rsid w:val="00A318AB"/>
+    <w:rsid w:val="00A61E51"/>
+    <w:rsid w:val="00AF386D"/>
+    <w:rsid w:val="00B06F68"/>
+    <w:rsid w:val="00D9330D"/>
+    <w:rsid w:val="00EC444E"/>
+  </w:rsids>
+  <m:mathPr>
+    <m:mathFont m:val="Cambria Math"/>
+    <m:brkBin m:val="before"/>
+    <m:brkBinSub m:val="--"/>
+    <m:smallFrac m:val="0"/>
+    <m:dispDef/>
+    <m:lMargin m:val="0"/>
+    <m:rMargin m:val="0"/>
+    <m:defJc m:val="centerGroup"/>
+    <m:wrapIndent m:val="1440"/>
+    <m:intLim m:val="subSup"/>
+    <m:naryLim m:val="undOvr"/>
+  </m:mathPr>
+  <w:themeFontLang w:val="en-US"/>
+  <w:clrSchemeMapping w:bg1="light1" w:t1="dark1" w:bg2="light2" w:t2="dark2" w:accent1="accent1" w:accent2="accent2" w:accent3="accent3" w:accent4="accent4" w:accent5="accent5" w:accent6="accent6" w:hyperlink="hyperlink" w:followedHyperlink="followedHyperlink"/>
+  <w:decimalSymbol w:val="."/>
+  <w:listSeparator w:val=","/>
+  <w15:chartTrackingRefBased/>
+</w:settings>
+</file>
+
+<file path=word/glossary/styles.xml><?xml version="1.0" encoding="utf-8"?>
+<w:styles xmlns:mc="http://schemas.openxmlformats.org/markup-compatibility/2006" xmlns:r="http://schemas.openxmlformats.org/officeDocument/2006/relationships" xmlns:w="http://schemas.openxmlformats.org/wordprocessingml/2006/main" xmlns:w14="http://schemas.microsoft.com/office/word/2010/wordml" xmlns:w15="http://schemas.microsoft.com/office/word/2012/wordml" xmlns:w16cid="http://schemas.microsoft.com/office/word/2016/wordml/cid" xmlns:w16se="http://schemas.microsoft.com/office/word/2015/wordml/symex" mc:Ignorable="w14 w15 w16se w16cid">
+  <w:docDefaults>
+    <w:rPrDefault>
+      <w:rPr>
+        <w:rFonts w:asciiTheme="minorHAnsi" w:eastAsiaTheme="minorEastAsia" w:hAnsiTheme="minorHAnsi" w:cstheme="minorBidi"/>
+        <w:sz w:val="22"/>
+        <w:szCs w:val="22"/>
+        <w:lang w:val="en-US" w:eastAsia="en-US" w:bidi="ar-SA"/>
+      </w:rPr>
+    </w:rPrDefault>
+    <w:pPrDefault>
+      <w:pPr>
+        <w:spacing w:after="160" w:line="259" w:lineRule="auto"/>
+      </w:pPr>
+    </w:pPrDefault>
+  </w:docDefaults>
+  <w:latentStyles w:defLockedState="0" w:defUIPriority="99" w:defSemiHidden="0" w:defUnhideWhenUsed="0" w:defQFormat="0" w:count="375">
+    <w:lsdException w:name="Normal" w:uiPriority="0" w:qFormat="1"/>
+    <w:lsdException w:name="heading 1" w:uiPriority="9" w:qFormat="1"/>
+    <w:lsdException w:name="heading 2" w:semiHidden="1" w:uiPriority="9" w:unhideWhenUsed="1" w:qFormat="1"/>
+    <w:lsdException w:name="heading 3" w:semiHidden="1" w:uiPriority="9" w:unhideWhenUsed="1" w:qFormat="1"/>
+    <w:lsdException w:name="heading 4" w:semiHidden="1" w:uiPriority="9" w:unhideWhenUsed="1" w:qFormat="1"/>
+    <w:lsdException w:name="heading 5" w:semiHidden="1" w:uiPriority="9" w:unhideWhenUsed="1" w:qFormat="1"/>
+    <w:lsdException w:name="heading 6" w:semiHidden="1" w:uiPriority="9" w:unhideWhenUsed="1" w:qFormat="1"/>
+    <w:lsdException w:name="heading 7" w:semiHidden="1" w:uiPriority="9" w:unhideWhenUsed="1" w:qFormat="1"/>
+    <w:lsdException w:name="heading 8" w:semiHidden="1" w:uiPriority="9" w:unhideWhenUsed="1" w:qFormat="1"/>
+    <w:lsdException w:name="heading 9" w:semiHidden="1" w:uiPriority="9" w:unhideWhenUsed="1" w:qFormat="1"/>
+    <w:lsdException w:name="index 1" w:semiHidden="1" w:unhideWhenUsed="1"/>
+    <w:lsdException w:name="index 2" w:semiHidden="1" w:unhideWhenUsed="1"/>
+    <w:lsdException w:name="index 3" w:semiHidden="1" w:unhideWhenUsed="1"/>
+    <w:lsdException w:name="index 4" w:semiHidden="1" w:unhideWhenUsed="1"/>
+    <w:lsdException w:name="index 5" w:semiHidden="1" w:unhideWhenUsed="1"/>
+    <w:lsdException w:name="index 6" w:semiHidden="1" w:unhideWhenUsed="1"/>
+    <w:lsdException w:name="index 7" w:semiHidden="1" w:unhideWhenUsed="1"/>
+    <w:lsdException w:name="index 8" w:semiHidden="1" w:unhideWhenUsed="1"/>
+    <w:lsdException w:name="index 9" w:semiHidden="1" w:unhideWhenUsed="1"/>
+    <w:lsdException w:name="toc 1" w:semiHidden="1" w:uiPriority="39" w:unhideWhenUsed="1"/>
+    <w:lsdException w:name="toc 2" w:semiHidden="1" w:uiPriority="39" w:unhideWhenUsed="1"/>
+    <w:lsdException w:name="toc 3" w:semiHidden="1" w:uiPriority="39" w:unhideWhenUsed="1"/>
+    <w:lsdException w:name="toc 4" w:semiHidden="1" w:uiPriority="39" w:unhideWhenUsed="1"/>
+    <w:lsdException w:name="toc 5" w:semiHidden="1" w:uiPriority="39" w:unhideWhenUsed="1"/>
+    <w:lsdException w:name="toc 6" w:semiHidden="1" w:uiPriority="39" w:unhideWhenUsed="1"/>
+    <w:lsdException w:name="toc 7" w:semiHidden="1" w:uiPriority="39" w:unhideWhenUsed="1"/>
+    <w:lsdException w:name="toc 8" w:semiHidden="1" w:uiPriority="39" w:unhideWhenUsed="1"/>
+    <w:lsdException w:name="toc 9" w:semiHidden="1" w:uiPriority="39" w:unhideWhenUsed="1"/>
+    <w:lsdException w:name="Normal Indent" w:semiHidden="1" w:unhideWhenUsed="1"/>
+    <w:lsdException w:name="footnote text" w:semiHidden="1" w:unhideWhenUsed="1"/>
+    <w:lsdException w:name="annotation text" w:semiHidden="1" w:unhideWhenUsed="1"/>
+    <w:lsdException w:name="header" w:semiHidden="1" w:unhideWhenUsed="1"/>
+    <w:lsdException w:name="footer" w:semiHidden="1" w:unhideWhenUsed="1"/>
+    <w:lsdException w:name="index heading" w:semiHidden="1" w:unhideWhenUsed="1"/>
+    <w:lsdException w:name="caption" w:semiHidden="1" w:uiPriority="35" w:unhideWhenUsed="1" w:qFormat="1"/>
+    <w:lsdException w:name="table of figures" w:semiHidden="1" w:unhideWhenUsed="1"/>
+    <w:lsdException w:name="envelope address" w:semiHidden="1" w:unhideWhenUsed="1"/>
+    <w:lsdException w:name="envelope return" w:semiHidden="1" w:unhideWhenUsed="1"/>
+    <w:lsdException w:name="footnote reference" w:semiHidden="1" w:unhideWhenUsed="1"/>
+    <w:lsdException w:name="annotation reference" w:semiHidden="1" w:unhideWhenUsed="1"/>
+    <w:lsdException w:name="line number" w:semiHidden="1" w:unhideWhenUsed="1"/>
+    <w:lsdException w:name="page number" w:semiHidden="1" w:unhideWhenUsed="1"/>
+    <w:lsdException w:name="endnote reference" w:semiHidden="1" w:unhideWhenUsed="1"/>
+    <w:lsdException w:name="endnote text" w:semiHidden="1" w:unhideWhenUsed="1"/>
+    <w:lsdException w:name="table of authorities" w:semiHidden="1" w:unhideWhenUsed="1"/>
+    <w:lsdException w:name="macro" w:semiHidden="1" w:unhideWhenUsed="1"/>
+    <w:lsdException w:name="toa heading" w:semiHidden="1" w:unhideWhenUsed="1"/>
+    <w:lsdException w:name="List" w:semiHidden="1" w:unhideWhenUsed="1"/>
+    <w:lsdException w:name="List Bullet" w:semiHidden="1" w:unhideWhenUsed="1"/>
+    <w:lsdException w:name="List Number" w:semiHidden="1" w:unhideWhenUsed="1"/>
+    <w:lsdException w:name="List 2" w:semiHidden="1" w:unhideWhenUsed="1"/>
+    <w:lsdException w:name="List 3" w:semiHidden="1" w:unhideWhenUsed="1"/>
+    <w:lsdException w:name="List 4" w:semiHidden="1" w:unhideWhenUsed="1"/>
+    <w:lsdException w:name="List 5" w:semiHidden="1" w:unhideWhenUsed="1"/>
+    <w:lsdException w:name="List Bullet 2" w:semiHidden="1" w:unhideWhenUsed="1"/>
+    <w:lsdException w:name="List Bullet 3" w:semiHidden="1" w:unhideWhenUsed="1"/>
+    <w:lsdException w:name="List Bullet 4" w:semiHidden="1" w:unhideWhenUsed="1"/>
+    <w:lsdException w:name="List Bullet 5" w:semiHidden="1" w:unhideWhenUsed="1"/>
+    <w:lsdException w:name="List Number 2" w:semiHidden="1" w:unhideWhenUsed="1"/>
+    <w:lsdException w:name="List Number 3" w:semiHidden="1" w:unhideWhenUsed="1"/>
+    <w:lsdException w:name="List Number 4" w:semiHidden="1" w:unhideWhenUsed="1"/>
+    <w:lsdException w:name="List Number 5" w:semiHidden="1" w:unhideWhenUsed="1"/>
+    <w:lsdException w:name="Title" w:uiPriority="10" w:qFormat="1"/>
+    <w:lsdException w:name="Closing" w:semiHidden="1" w:unhideWhenUsed="1"/>
+    <w:lsdException w:name="Signature" w:semiHidden="1" w:unhideWhenUsed="1"/>
+    <w:lsdException w:name="Default Paragraph Font" w:semiHidden="1" w:uiPriority="1" w:unhideWhenUsed="1"/>
+    <w:lsdException w:name="Body Text" w:semiHidden="1" w:unhideWhenUsed="1"/>
+    <w:lsdException w:name="Body Text Indent" w:semiHidden="1" w:unhideWhenUsed="1"/>
+    <w:lsdException w:name="List Continue" w:semiHidden="1" w:unhideWhenUsed="1"/>
+    <w:lsdException w:name="List Continue 2" w:semiHidden="1" w:unhideWhenUsed="1"/>
+    <w:lsdException w:name="List Continue 3" w:semiHidden="1" w:unhideWhenUsed="1"/>
+    <w:lsdException w:name="List Continue 4" w:semiHidden="1" w:unhideWhenUsed="1"/>
+    <w:lsdException w:name="List Continue 5" w:semiHidden="1" w:unhideWhenUsed="1"/>
+    <w:lsdException w:name="Message Header" w:semiHidden="1" w:unhideWhenUsed="1"/>
+    <w:lsdException w:name="Subtitle" w:uiPriority="11" w:qFormat="1"/>
+    <w:lsdException w:name="Salutation" w:semiHidden="1" w:unhideWhenUsed="1"/>
+    <w:lsdException w:name="Date" w:semiHidden="1" w:unhideWhenUsed="1"/>
+    <w:lsdException w:name="Body Text First Indent" w:semiHidden="1" w:unhideWhenUsed="1"/>
+    <w:lsdException w:name="Body Text First Indent 2" w:semiHidden="1" w:unhideWhenUsed="1"/>
+    <w:lsdException w:name="Note Heading" w:semiHidden="1" w:unhideWhenUsed="1"/>
+    <w:lsdException w:name="Body Text 2" w:semiHidden="1" w:unhideWhenUsed="1"/>
+    <w:lsdException w:name="Body Text 3" w:semiHidden="1" w:unhideWhenUsed="1"/>
+    <w:lsdException w:name="Body Text Indent 2" w:semiHidden="1" w:unhideWhenUsed="1"/>
+    <w:lsdException w:name="Body Text Indent 3" w:semiHidden="1" w:unhideWhenUsed="1"/>
+    <w:lsdException w:name="Block Text" w:semiHidden="1" w:unhideWhenUsed="1"/>
+    <w:lsdException w:name="Hyperlink" w:semiHidden="1" w:unhideWhenUsed="1"/>
+    <w:lsdException w:name="FollowedHyperlink" w:semiHidden="1" w:unhideWhenUsed="1"/>
+    <w:lsdException w:name="Strong" w:uiPriority="22" w:qFormat="1"/>
+    <w:lsdException w:name="Emphasis" w:uiPriority="20" w:qFormat="1"/>
+    <w:lsdException w:name="Document Map" w:semiHidden="1" w:unhideWhenUsed="1"/>
+    <w:lsdException w:name="Plain Text" w:semiHidden="1" w:unhideWhenUsed="1"/>
+    <w:lsdException w:name="E-mail Signature" w:semiHidden="1" w:unhideWhenUsed="1"/>
+    <w:lsdException w:name="HTML Top of Form" w:semiHidden="1" w:unhideWhenUsed="1"/>
+    <w:lsdException w:name="HTML Bottom of Form" w:semiHidden="1" w:unhideWhenUsed="1"/>
+    <w:lsdException w:name="Normal (Web)" w:semiHidden="1" w:unhideWhenUsed="1"/>
+    <w:lsdException w:name="HTML Acronym" w:semiHidden="1" w:unhideWhenUsed="1"/>
+    <w:lsdException w:name="HTML Address" w:semiHidden="1" w:unhideWhenUsed="1"/>
+    <w:lsdException w:name="HTML Cite" w:semiHidden="1" w:unhideWhenUsed="1"/>
+    <w:lsdException w:name="HTML Code" w:semiHidden="1" w:unhideWhenUsed="1"/>
+    <w:lsdException w:name="HTML Definition" w:semiHidden="1" w:unhideWhenUsed="1"/>
+    <w:lsdException w:name="HTML Keyboard" w:semiHidden="1" w:unhideWhenUsed="1"/>
+    <w:lsdException w:name="HTML Preformatted" w:semiHidden="1" w:unhideWhenUsed="1"/>
+    <w:lsdException w:name="HTML Sample" w:semiHidden="1" w:unhideWhenUsed="1"/>
+    <w:lsdException w:name="HTML Typewriter" w:semiHidden="1" w:unhideWhenUsed="1"/>
+    <w:lsdException w:name="HTML Variable" w:semiHidden="1" w:unhideWhenUsed="1"/>
+    <w:lsdException w:name="Normal Table" w:semiHidden="1" w:unhideWhenUsed="1"/>
+    <w:lsdException w:name="annotation subject" w:semiHidden="1" w:unhideWhenUsed="1"/>
+    <w:lsdException w:name="No List" w:semiHidden="1" w:unhideWhenUsed="1"/>
+    <w:lsdException w:name="Outline List 1" w:semiHidden="1" w:unhideWhenUsed="1"/>
+    <w:lsdException w:name="Outline List 2" w:semiHidden="1" w:unhideWhenUsed="1"/>
+    <w:lsdException w:name="Outline List 3" w:semiHidden="1" w:unhideWhenUsed="1"/>
+    <w:lsdException w:name="Table Simple 1" w:semiHidden="1" w:unhideWhenUsed="1"/>
+    <w:lsdException w:name="Table Simple 2" w:semiHidden="1" w:unhideWhenUsed="1"/>
+    <w:lsdException w:name="Table Simple 3" w:semiHidden="1" w:unhideWhenUsed="1"/>
+    <w:lsdException w:name="Table Classic 1" w:semiHidden="1" w:unhideWhenUsed="1"/>
+    <w:lsdException w:name="Table Classic 2" w:semiHidden="1" w:unhideWhenUsed="1"/>
+    <w:lsdException w:name="Table Classic 3" w:semiHidden="1" w:unhideWhenUsed="1"/>
+    <w:lsdException w:name="Table Classic 4" w:semiHidden="1" w:unhideWhenUsed="1"/>
+    <w:lsdException w:name="Table Colorful 1" w:semiHidden="1" w:unhideWhenUsed="1"/>
+    <w:lsdException w:name="Table Colorful 2" w:semiHidden="1" w:unhideWhenUsed="1"/>
+    <w:lsdException w:name="Table Colorful 3" w:semiHidden="1" w:unhideWhenUsed="1"/>
+    <w:lsdException w:name="Table Columns 1" w:semiHidden="1" w:unhideWhenUsed="1"/>
+    <w:lsdException w:name="Table Columns 2" w:semiHidden="1" w:unhideWhenUsed="1"/>
+    <w:lsdException w:name="Table Columns 3" w:semiHidden="1" w:unhideWhenUsed="1"/>
+    <w:lsdException w:name="Table Columns 4" w:semiHidden="1" w:unhideWhenUsed="1"/>
+    <w:lsdException w:name="Table Columns 5" w:semiHidden="1" w:unhideWhenUsed="1"/>
+    <w:lsdException w:name="Table Grid 1" w:semiHidden="1" w:unhideWhenUsed="1"/>
+    <w:lsdException w:name="Table Grid 2" w:semiHidden="1" w:unhideWhenUsed="1"/>
+    <w:lsdException w:name="Table Grid 3" w:semiHidden="1" w:unhideWhenUsed="1"/>
+    <w:lsdException w:name="Table Grid 4" w:semiHidden="1" w:unhideWhenUsed="1"/>
+    <w:lsdException w:name="Table Grid 5" w:semiHidden="1" w:unhideWhenUsed="1"/>
+    <w:lsdException w:name="Table Grid 6" w:semiHidden="1" w:unhideWhenUsed="1"/>
+    <w:lsdException w:name="Table Grid 7" w:semiHidden="1" w:unhideWhenUsed="1"/>
+    <w:lsdException w:name="Table Grid 8" w:semiHidden="1" w:unhideWhenUsed="1"/>
+    <w:lsdException w:name="Table List 1" w:semiHidden="1" w:unhideWhenUsed="1"/>
+    <w:lsdException w:name="Table List 2" w:semiHidden="1" w:unhideWhenUsed="1"/>
+    <w:lsdException w:name="Table List 3" w:semiHidden="1" w:unhideWhenUsed="1"/>
+    <w:lsdException w:name="Table List 4" w:semiHidden="1" w:unhideWhenUsed="1"/>
+    <w:lsdException w:name="Table List 5" w:semiHidden="1" w:unhideWhenUsed="1"/>
+    <w:lsdException w:name="Table List 6" w:semiHidden="1" w:unhideWhenUsed="1"/>
+    <w:lsdException w:name="Table List 7" w:semiHidden="1" w:unhideWhenUsed="1"/>
+    <w:lsdException w:name="Table List 8" w:semiHidden="1" w:unhideWhenUsed="1"/>
+    <w:lsdException w:name="Table 3D effects 1" w:semiHidden="1" w:unhideWhenUsed="1"/>
+    <w:lsdException w:name="Table 3D effects 2" w:semiHidden="1" w:unhideWhenUsed="1"/>
+    <w:lsdException w:name="Table 3D effects 3" w:semiHidden="1" w:unhideWhenUsed="1"/>
+    <w:lsdException w:name="Table Contemporary" w:semiHidden="1" w:unhideWhenUsed="1"/>
+    <w:lsdException w:name="Table Elegant" w:semiHidden="1" w:unhideWhenUsed="1"/>
+    <w:lsdException w:name="Table Professional" w:semiHidden="1" w:unhideWhenUsed="1"/>
+    <w:lsdException w:name="Table Subtle 1" w:semiHidden="1" w:unhideWhenUsed="1"/>
+    <w:lsdException w:name="Table Subtle 2" w:semiHidden="1" w:unhideWhenUsed="1"/>
+    <w:lsdException w:name="Table Web 1" w:semiHidden="1" w:unhideWhenUsed="1"/>
+    <w:lsdException w:name="Table Web 2" w:semiHidden="1" w:unhideWhenUsed="1"/>
+    <w:lsdException w:name="Table Web 3" w:semiHidden="1" w:unhideWhenUsed="1"/>
+    <w:lsdException w:name="Balloon Text" w:semiHidden="1" w:unhideWhenUsed="1"/>
+    <w:lsdException w:name="Table Grid" w:uiPriority="39"/>
+    <w:lsdException w:name="Table Theme" w:semiHidden="1" w:unhideWhenUsed="1"/>
+    <w:lsdException w:name="Placeholder Text" w:semiHidden="1"/>
+    <w:lsdException w:name="No Spacing" w:uiPriority="1" w:qFormat="1"/>
+    <w:lsdException w:name="Light Shading" w:uiPriority="60"/>
+    <w:lsdException w:name="Light List" w:uiPriority="61"/>
+    <w:lsdException w:name="Light Grid" w:uiPriority="62"/>
+    <w:lsdException w:name="Medium Shading 1" w:uiPriority="63"/>
+    <w:lsdException w:name="Medium Shading 2" w:uiPriority="64"/>
+    <w:lsdException w:name="Medium List 1" w:uiPriority="65"/>
+    <w:lsdException w:name="Medium List 2" w:uiPriority="66"/>
+    <w:lsdException w:name="Medium Grid 1" w:uiPriority="67"/>
+    <w:lsdException w:name="Medium Grid 2" w:uiPriority="68"/>
+    <w:lsdException w:name="Medium Grid 3" w:uiPriority="69"/>
+    <w:lsdException w:name="Dark List" w:uiPriority="70"/>
+    <w:lsdException w:name="Colorful Shading" w:uiPriority="71"/>
+    <w:lsdException w:name="Colorful List" w:uiPriority="72"/>
+    <w:lsdException w:name="Colorful Grid" w:uiPriority="73"/>
+    <w:lsdException w:name="Light Shading Accent 1" w:uiPriority="60"/>
+    <w:lsdException w:name="Light List Accent 1" w:uiPriority="61"/>
+    <w:lsdException w:name="Light Grid Accent 1" w:uiPriority="62"/>
+    <w:lsdException w:name="Medium Shading 1 Accent 1" w:uiPriority="63"/>
+    <w:lsdException w:name="Medium Shading 2 Accent 1" w:uiPriority="64"/>
+    <w:lsdException w:name="Medium List 1 Accent 1" w:uiPriority="65"/>
+    <w:lsdException w:name="Revision" w:semiHidden="1"/>
+    <w:lsdException w:name="List Paragraph" w:uiPriority="34" w:qFormat="1"/>
+    <w:lsdException w:name="Quote" w:uiPriority="29" w:qFormat="1"/>
+    <w:lsdException w:name="Intense Quote" w:uiPriority="30" w:qFormat="1"/>
+    <w:lsdException w:name="Medium List 2 Accent 1" w:uiPriority="66"/>
+    <w:lsdException w:name="Medium Grid 1 Accent 1" w:uiPriority="67"/>
+    <w:lsdException w:name="Medium Grid 2 Accent 1" w:uiPriority="68"/>
+    <w:lsdException w:name="Medium Grid 3 Accent 1" w:uiPriority="69"/>
+    <w:lsdException w:name="Dark List Accent 1" w:uiPriority="70"/>
+    <w:lsdException w:name="Colorful Shading Accent 1" w:uiPriority="71"/>
+    <w:lsdException w:name="Colorful List Accent 1" w:uiPriority="72"/>
+    <w:lsdException w:name="Colorful Grid Accent 1" w:uiPriority="73"/>
+    <w:lsdException w:name="Light Shading Accent 2" w:uiPriority="60"/>
+    <w:lsdException w:name="Light List Accent 2" w:uiPriority="61"/>
+    <w:lsdException w:name="Light Grid Accent 2" w:uiPriority="62"/>
+    <w:lsdException w:name="Medium Shading 1 Accent 2" w:uiPriority="63"/>
+    <w:lsdException w:name="Medium Shading 2 Accent 2" w:uiPriority="64"/>
+    <w:lsdException w:name="Medium List 1 Accent 2" w:uiPriority="65"/>
+    <w:lsdException w:name="Medium List 2 Accent 2" w:uiPriority="66"/>
+    <w:lsdException w:name="Medium Grid 1 Accent 2" w:uiPriority="67"/>
+    <w:lsdException w:name="Medium Grid 2 Accent 2" w:uiPriority="68"/>
+    <w:lsdException w:name="Medium Grid 3 Accent 2" w:uiPriority="69"/>
+    <w:lsdException w:name="Dark List Accent 2" w:uiPriority="70"/>
+    <w:lsdException w:name="Colorful Shading Accent 2" w:uiPriority="71"/>
+    <w:lsdException w:name="Colorful List Accent 2" w:uiPriority="72"/>
+    <w:lsdException w:name="Colorful Grid Accent 2" w:uiPriority="73"/>
+    <w:lsdException w:name="Light Shading Accent 3" w:uiPriority="60"/>
+    <w:lsdException w:name="Light List Accent 3" w:uiPriority="61"/>
+    <w:lsdException w:name="Light Grid Accent 3" w:uiPriority="62"/>
+    <w:lsdException w:name="Medium Shading 1 Accent 3" w:uiPriority="63"/>
+    <w:lsdException w:name="Medium Shading 2 Accent 3" w:uiPriority="64"/>
+    <w:lsdException w:name="Medium List 1 Accent 3" w:uiPriority="65"/>
+    <w:lsdException w:name="Medium List 2 Accent 3" w:uiPriority="66"/>
+    <w:lsdException w:name="Medium Grid 1 Accent 3" w:uiPriority="67"/>
+    <w:lsdException w:name="Medium Grid 2 Accent 3" w:uiPriority="68"/>
+    <w:lsdException w:name="Medium Grid 3 Accent 3" w:uiPriority="69"/>
+    <w:lsdException w:name="Dark List Accent 3" w:uiPriority="70"/>
+    <w:lsdException w:name="Colorful Shading Accent 3" w:uiPriority="71"/>
+    <w:lsdException w:name="Colorful List Accent 3" w:uiPriority="72"/>
+    <w:lsdException w:name="Colorful Grid Accent 3" w:uiPriority="73"/>
+    <w:lsdException w:name="Light Shading Accent 4" w:uiPriority="60"/>
+    <w:lsdException w:name="Light List Accent 4" w:uiPriority="61"/>
+    <w:lsdException w:name="Light Grid Accent 4" w:uiPriority="62"/>
+    <w:lsdException w:name="Medium Shading 1 Accent 4" w:uiPriority="63"/>
+    <w:lsdException w:name="Medium Shading 2 Accent 4" w:uiPriority="64"/>
+    <w:lsdException w:name="Medium List 1 Accent 4" w:uiPriority="65"/>
+    <w:lsdException w:name="Medium List 2 Accent 4" w:uiPriority="66"/>
+    <w:lsdException w:name="Medium Grid 1 Accent 4" w:uiPriority="67"/>
+    <w:lsdException w:name="Medium Grid 2 Accent 4" w:uiPriority="68"/>
+    <w:lsdException w:name="Medium Grid 3 Accent 4" w:uiPriority="69"/>
+    <w:lsdException w:name="Dark List Accent 4" w:uiPriority="70"/>
+    <w:lsdException w:name="Colorful Shading Accent 4" w:uiPriority="71"/>
+    <w:lsdException w:name="Colorful List Accent 4" w:uiPriority="72"/>
+    <w:lsdException w:name="Colorful Grid Accent 4" w:uiPriority="73"/>
+    <w:lsdException w:name="Light Shading Accent 5" w:uiPriority="60"/>
+    <w:lsdException w:name="Light List Accent 5" w:uiPriority="61"/>
+    <w:lsdException w:name="Light Grid Accent 5" w:uiPriority="62"/>
+    <w:lsdException w:name="Medium Shading 1 Accent 5" w:uiPriority="63"/>
+    <w:lsdException w:name="Medium Shading 2 Accent 5" w:uiPriority="64"/>
+    <w:lsdException w:name="Medium List 1 Accent 5" w:uiPriority="65"/>
+    <w:lsdException w:name="Medium List 2 Accent 5" w:uiPriority="66"/>
+    <w:lsdException w:name="Medium Grid 1 Accent 5" w:uiPriority="67"/>
+    <w:lsdException w:name="Medium Grid 2 Accent 5" w:uiPriority="68"/>
+    <w:lsdException w:name="Medium Grid 3 Accent 5" w:uiPriority="69"/>
+    <w:lsdException w:name="Dark List Accent 5" w:uiPriority="70"/>
+    <w:lsdException w:name="Colorful Shading Accent 5" w:uiPriority="71"/>
+    <w:lsdException w:name="Colorful List Accent 5" w:uiPriority="72"/>
+    <w:lsdException w:name="Colorful Grid Accent 5" w:uiPriority="73"/>
+    <w:lsdException w:name="Light Shading Accent 6" w:uiPriority="60"/>
+    <w:lsdException w:name="Light List Accent 6" w:uiPriority="61"/>
+    <w:lsdException w:name="Light Grid Accent 6" w:uiPriority="62"/>
+    <w:lsdException w:name="Medium Shading 1 Accent 6" w:uiPriority="63"/>
+    <w:lsdException w:name="Medium Shading 2 Accent 6" w:uiPriority="64"/>
+    <w:lsdException w:name="Medium List 1 Accent 6" w:uiPriority="65"/>
+    <w:lsdException w:name="Medium List 2 Accent 6" w:uiPriority="66"/>
+    <w:lsdException w:name="Medium Grid 1 Accent 6" w:uiPriority="67"/>
+    <w:lsdException w:name="Medium Grid 2 Accent 6" w:uiPriority="68"/>
+    <w:lsdException w:name="Medium Grid 3 Accent 6" w:uiPriority="69"/>
+    <w:lsdException w:name="Dark List Accent 6" w:uiPriority="70"/>
+    <w:lsdException w:name="Colorful Shading Accent 6" w:uiPriority="71"/>
+    <w:lsdException w:name="Colorful List Accent 6" w:uiPriority="72"/>
+    <w:lsdException w:name="Colorful Grid Accent 6" w:uiPriority="73"/>
+    <w:lsdException w:name="Subtle Emphasis" w:uiPriority="19" w:qFormat="1"/>
+    <w:lsdException w:name="Intense Emphasis" w:uiPriority="21" w:qFormat="1"/>
+    <w:lsdException w:name="Subtle Reference" w:uiPriority="31" w:qFormat="1"/>
+    <w:lsdException w:name="Intense Reference" w:uiPriority="32" w:qFormat="1"/>
+    <w:lsdException w:name="Book Title" w:uiPriority="33" w:qFormat="1"/>
+    <w:lsdException w:name="Bibliography" w:semiHidden="1" w:uiPriority="37" w:unhideWhenUsed="1"/>
+    <w:lsdException w:name="TOC Heading" w:semiHidden="1" w:uiPriority="39" w:unhideWhenUsed="1" w:qFormat="1"/>
+    <w:lsdException w:name="Plain Table 1" w:uiPriority="41"/>
+    <w:lsdException w:name="Plain Table 2" w:uiPriority="42"/>
+    <w:lsdException w:name="Plain Table 3" w:uiPriority="43"/>
+    <w:lsdException w:name="Plain Table 4" w:uiPriority="44"/>
+    <w:lsdException w:name="Plain Table 5" w:uiPriority="45"/>
+    <w:lsdException w:name="Grid Table Light" w:uiPriority="40"/>
+    <w:lsdException w:name="Grid Table 1 Light" w:uiPriority="46"/>
+    <w:lsdException w:name="Grid Table 2" w:uiPriority="47"/>
+    <w:lsdException w:name="Grid Table 3" w:uiPriority="48"/>
+    <w:lsdException w:name="Grid Table 4" w:uiPriority="49"/>
+    <w:lsdException w:name="Grid Table 5 Dark" w:uiPriority="50"/>
+    <w:lsdException w:name="Grid Table 6 Colorful" w:uiPriority="51"/>
+    <w:lsdException w:name="Grid Table 7 Colorful" w:uiPriority="52"/>
+    <w:lsdException w:name="Grid Table 1 Light Accent 1" w:uiPriority="46"/>
+    <w:lsdException w:name="Grid Table 2 Accent 1" w:uiPriority="47"/>
+    <w:lsdException w:name="Grid Table 3 Accent 1" w:uiPriority="48"/>
+    <w:lsdException w:name="Grid Table 4 Accent 1" w:uiPriority="49"/>
+    <w:lsdException w:name="Grid Table 5 Dark Accent 1" w:uiPriority="50"/>
+    <w:lsdException w:name="Grid Table 6 Colorful Accent 1" w:uiPriority="51"/>
+    <w:lsdException w:name="Grid Table 7 Colorful Accent 1" w:uiPriority="52"/>
+    <w:lsdException w:name="Grid Table 1 Light Accent 2" w:uiPriority="46"/>
+    <w:lsdException w:name="Grid Table 2 Accent 2" w:uiPriority="47"/>
+    <w:lsdException w:name="Grid Table 3 Accent 2" w:uiPriority="48"/>
+    <w:lsdException w:name="Grid Table 4 Accent 2" w:uiPriority="49"/>
+    <w:lsdException w:name="Grid Table 5 Dark Accent 2" w:uiPriority="50"/>
+    <w:lsdException w:name="Grid Table 6 Colorful Accent 2" w:uiPriority="51"/>
+    <w:lsdException w:name="Grid Table 7 Colorful Accent 2" w:uiPriority="52"/>
+    <w:lsdException w:name="Grid Table 1 Light Accent 3" w:uiPriority="46"/>
+    <w:lsdException w:name="Grid Table 2 Accent 3" w:uiPriority="47"/>
+    <w:lsdException w:name="Grid Table 3 Accent 3" w:uiPriority="48"/>
+    <w:lsdException w:name="Grid Table 4 Accent 3" w:uiPriority="49"/>
+    <w:lsdException w:name="Grid Table 5 Dark Accent 3" w:uiPriority="50"/>
+    <w:lsdException w:name="Grid Table 6 Colorful Accent 3" w:uiPriority="51"/>
+    <w:lsdException w:name="Grid Table 7 Colorful Accent 3" w:uiPriority="52"/>
+    <w:lsdException w:name="Grid Table 1 Light Accent 4" w:uiPriority="46"/>
+    <w:lsdException w:name="Grid Table 2 Accent 4" w:uiPriority="47"/>
+    <w:lsdException w:name="Grid Table 3 Accent 4" w:uiPriority="48"/>
+    <w:lsdException w:name="Grid Table 4 Accent 4" w:uiPriority="49"/>
+    <w:lsdException w:name="Grid Table 5 Dark Accent 4" w:uiPriority="50"/>
+    <w:lsdException w:name="Grid Table 6 Colorful Accent 4" w:uiPriority="51"/>
+    <w:lsdException w:name="Grid Table 7 Colorful Accent 4" w:uiPriority="52"/>
+    <w:lsdException w:name="Grid Table 1 Light Accent 5" w:uiPriority="46"/>
+    <w:lsdException w:name="Grid Table 2 Accent 5" w:uiPriority="47"/>
+    <w:lsdException w:name="Grid Table 3 Accent 5" w:uiPriority="48"/>
+    <w:lsdException w:name="Grid Table 4 Accent 5" w:uiPriority="49"/>
+    <w:lsdException w:name="Grid Table 5 Dark Accent 5" w:uiPriority="50"/>
+    <w:lsdException w:name="Grid Table 6 Colorful Accent 5" w:uiPriority="51"/>
+    <w:lsdException w:name="Grid Table 7 Colorful Accent 5" w:uiPriority="52"/>
+    <w:lsdException w:name="Grid Table 1 Light Accent 6" w:uiPriority="46"/>
+    <w:lsdException w:name="Grid Table 2 Accent 6" w:uiPriority="47"/>
+    <w:lsdException w:name="Grid Table 3 Accent 6" w:uiPriority="48"/>
+    <w:lsdException w:name="Grid Table 4 Accent 6" w:uiPriority="49"/>
+    <w:lsdException w:name="Grid Table 5 Dark Accent 6" w:uiPriority="50"/>
+    <w:lsdException w:name="Grid Table 6 Colorful Accent 6" w:uiPriority="51"/>
+    <w:lsdException w:name="Grid Table 7 Colorful Accent 6" w:uiPriority="52"/>
+    <w:lsdException w:name="List Table 1 Light" w:uiPriority="46"/>
+    <w:lsdException w:name="List Table 2" w:uiPriority="47"/>
+    <w:lsdException w:name="List Table 3" w:uiPriority="48"/>
+    <w:lsdException w:name="List Table 4" w:uiPriority="49"/>
+    <w:lsdException w:name="List Table 5 Dark" w:uiPriority="50"/>
+    <w:lsdException w:name="List Table 6 Colorful" w:uiPriority="51"/>
+    <w:lsdException w:name="List Table 7 Colorful" w:uiPriority="52"/>
+    <w:lsdException w:name="List Table 1 Light Accent 1" w:uiPriority="46"/>
+    <w:lsdException w:name="List Table 2 Accent 1" w:uiPriority="47"/>
+    <w:lsdException w:name="List Table 3 Accent 1" w:uiPriority="48"/>
+    <w:lsdException w:name="List Table 4 Accent 1" w:uiPriority="49"/>
+    <w:lsdException w:name="List Table 5 Dark Accent 1" w:uiPriority="50"/>
+    <w:lsdException w:name="List Table 6 Colorful Accent 1" w:uiPriority="51"/>
+    <w:lsdException w:name="List Table 7 Colorful Accent 1" w:uiPriority="52"/>
+    <w:lsdException w:name="List Table 1 Light Accent 2" w:uiPriority="46"/>
+    <w:lsdException w:name="List Table 2 Accent 2" w:uiPriority="47"/>
+    <w:lsdException w:name="List Table 3 Accent 2" w:uiPriority="48"/>
+    <w:lsdException w:name="List Table 4 Accent 2" w:uiPriority="49"/>
+    <w:lsdException w:name="List Table 5 Dark Accent 2" w:uiPriority="50"/>
+    <w:lsdException w:name="List Table 6 Colorful Accent 2" w:uiPriority="51"/>
+    <w:lsdException w:name="List Table 7 Colorful Accent 2" w:uiPriority="52"/>
+    <w:lsdException w:name="List Table 1 Light Accent 3" w:uiPriority="46"/>
+    <w:lsdException w:name="List Table 2 Accent 3" w:uiPriority="47"/>
+    <w:lsdException w:name="List Table 3 Accent 3" w:uiPriority="48"/>
+    <w:lsdException w:name="List Table 4 Accent 3" w:uiPriority="49"/>
+    <w:lsdException w:name="List Table 5 Dark Accent 3" w:uiPriority="50"/>
+    <w:lsdException w:name="List Table 6 Colorful Accent 3" w:uiPriority="51"/>
+    <w:lsdException w:name="List Table 7 Colorful Accent 3" w:uiPriority="52"/>
+    <w:lsdException w:name="List Table 1 Light Accent 4" w:uiPriority="46"/>
+    <w:lsdException w:name="List Table 2 Accent 4" w:uiPriority="47"/>
+    <w:lsdException w:name="List Table 3 Accent 4" w:uiPriority="48"/>
+    <w:lsdException w:name="List Table 4 Accent 4" w:uiPriority="49"/>
+    <w:lsdException w:name="List Table 5 Dark Accent 4" w:uiPriority="50"/>
+    <w:lsdException w:name="List Table 6 Colorful Accent 4" w:uiPriority="51"/>
+    <w:lsdException w:name="List Table 7 Colorful Accent 4" w:uiPriority="52"/>
+    <w:lsdException w:name="List Table 1 Light Accent 5" w:uiPriority="46"/>
+    <w:lsdException w:name="List Table 2 Accent 5" w:uiPriority="47"/>
+    <w:lsdException w:name="List Table 3 Accent 5" w:uiPriority="48"/>
+    <w:lsdException w:name="List Table 4 Accent 5" w:uiPriority="49"/>
+    <w:lsdException w:name="List Table 5 Dark Accent 5" w:uiPriority="50"/>
+    <w:lsdException w:name="List Table 6 Colorful Accent 5" w:uiPriority="51"/>
+    <w:lsdException w:name="List Table 7 Colorful Accent 5" w:uiPriority="52"/>
+    <w:lsdException w:name="List Table 1 Light Accent 6" w:uiPriority="46"/>
+    <w:lsdException w:name="List Table 2 Accent 6" w:uiPriority="47"/>
+    <w:lsdException w:name="List Table 3 Accent 6" w:uiPriority="48"/>
+    <w:lsdException w:name="List Table 4 Accent 6" w:uiPriority="49"/>
+    <w:lsdException w:name="List Table 5 Dark Accent 6" w:uiPriority="50"/>
+    <w:lsdException w:name="List Table 6 Colorful Accent 6" w:uiPriority="51"/>
+    <w:lsdException w:name="List Table 7 Colorful Accent 6" w:uiPriority="52"/>
+    <w:lsdException w:name="Mention" w:semiHidden="1" w:unhideWhenUsed="1"/>
+    <w:lsdException w:name="Smart Hyperlink" w:semiHidden="1" w:unhideWhenUsed="1"/>
+    <w:lsdException w:name="Hashtag" w:semiHidden="1" w:unhideWhenUsed="1"/>
+    <w:lsdException w:name="Unresolved Mention" w:semiHidden="1" w:unhideWhenUsed="1"/>
+  </w:latentStyles>
+  <w:style w:type="paragraph" w:default="1" w:styleId="Normal">
+    <w:name w:val="Normal"/>
+    <w:qFormat/>
+  </w:style>
+  <w:style w:type="character" w:default="1" w:styleId="DefaultParagraphFont">
+    <w:name w:val="Default Paragraph Font"/>
+    <w:uiPriority w:val="1"/>
+    <w:semiHidden/>
+    <w:unhideWhenUsed/>
+  </w:style>
+  <w:style w:type="table" w:default="1" w:styleId="TableNormal">
+    <w:name w:val="Normal Table"/>
+    <w:uiPriority w:val="99"/>
+    <w:semiHidden/>
+    <w:unhideWhenUsed/>
+    <w:tblPr>
+      <w:tblInd w:w="0" w:type="dxa"/>
+      <w:tblCellMar>
+        <w:top w:w="0" w:type="dxa"/>
+        <w:left w:w="108" w:type="dxa"/>
+        <w:bottom w:w="0" w:type="dxa"/>
+        <w:right w:w="108" w:type="dxa"/>
+      </w:tblCellMar>
+    </w:tblPr>
+  </w:style>
+  <w:style w:type="numbering" w:default="1" w:styleId="NoList">
+    <w:name w:val="No List"/>
+    <w:uiPriority w:val="99"/>
+    <w:semiHidden/>
+    <w:unhideWhenUsed/>
+  </w:style>
+  <w:style w:type="character" w:styleId="PlaceholderText">
+    <w:name w:val="Placeholder Text"/>
+    <w:basedOn w:val="DefaultParagraphFont"/>
+    <w:uiPriority w:val="99"/>
+    <w:semiHidden/>
+    <w:rsid w:val="00567A4A"/>
+    <w:rPr>
+      <w:color w:val="808080"/>
+    </w:rPr>
+  </w:style>
+  <w:style w:type="paragraph" w:customStyle="1" w:styleId="B925BB31C6574E03917D31F46A78A279">
+    <w:name w:val="B925BB31C6574E03917D31F46A78A279"/>
+    <w:rsid w:val="00553238"/>
+  </w:style>
+  <w:style w:type="paragraph" w:customStyle="1" w:styleId="5A63ADED1B9048939F497D1D381080A7">
+    <w:name w:val="5A63ADED1B9048939F497D1D381080A7"/>
+    <w:rsid w:val="00553238"/>
+  </w:style>
+  <w:style w:type="paragraph" w:customStyle="1" w:styleId="E34B1F5AFD3441D7B185842690D66282">
+    <w:name w:val="E34B1F5AFD3441D7B185842690D66282"/>
+    <w:rsid w:val="00553238"/>
+    <w:pPr>
+      <w:spacing w:after="0" w:line="276" w:lineRule="auto"/>
+    </w:pPr>
+    <w:rPr>
+      <w:rFonts w:ascii="Arial" w:eastAsia="Arial" w:hAnsi="Arial" w:cs="Arial"/>
+      <w:lang w:val="en"/>
+    </w:rPr>
+  </w:style>
+  <w:style w:type="paragraph" w:customStyle="1" w:styleId="B288F8B5656744BBBADC716A4D14233E">
+    <w:name w:val="B288F8B5656744BBBADC716A4D14233E"/>
+    <w:rsid w:val="00553238"/>
+    <w:pPr>
+      <w:spacing w:after="0" w:line="276" w:lineRule="auto"/>
+    </w:pPr>
+    <w:rPr>
+      <w:rFonts w:ascii="Arial" w:eastAsia="Arial" w:hAnsi="Arial" w:cs="Arial"/>
+      <w:lang w:val="en"/>
+    </w:rPr>
+  </w:style>
+  <w:style w:type="paragraph" w:customStyle="1" w:styleId="E34B1F5AFD3441D7B185842690D662821">
+    <w:name w:val="E34B1F5AFD3441D7B185842690D662821"/>
+    <w:rsid w:val="00553238"/>
+    <w:pPr>
+      <w:spacing w:after="0" w:line="276" w:lineRule="auto"/>
+    </w:pPr>
+    <w:rPr>
+      <w:rFonts w:ascii="Arial" w:eastAsia="Arial" w:hAnsi="Arial" w:cs="Arial"/>
+      <w:lang w:val="en"/>
+    </w:rPr>
+  </w:style>
+  <w:style w:type="paragraph" w:customStyle="1" w:styleId="B288F8B5656744BBBADC716A4D14233E1">
+    <w:name w:val="B288F8B5656744BBBADC716A4D14233E1"/>
+    <w:rsid w:val="00553238"/>
+    <w:pPr>
+      <w:spacing w:after="0" w:line="276" w:lineRule="auto"/>
+    </w:pPr>
+    <w:rPr>
+      <w:rFonts w:ascii="Arial" w:eastAsia="Arial" w:hAnsi="Arial" w:cs="Arial"/>
+      <w:lang w:val="en"/>
+    </w:rPr>
+  </w:style>
+  <w:style w:type="paragraph" w:customStyle="1" w:styleId="9EDD961620FF44C6A677E1CDD9A5341A">
+    <w:name w:val="9EDD961620FF44C6A677E1CDD9A5341A"/>
+    <w:rsid w:val="00553238"/>
+  </w:style>
+  <w:style w:type="paragraph" w:customStyle="1" w:styleId="D8F1D8671C6341AD987D51FE637AF7E1">
+    <w:name w:val="D8F1D8671C6341AD987D51FE637AF7E1"/>
+    <w:rsid w:val="00553238"/>
+  </w:style>
+  <w:style w:type="paragraph" w:customStyle="1" w:styleId="E34B1F5AFD3441D7B185842690D662822">
+    <w:name w:val="E34B1F5AFD3441D7B185842690D662822"/>
+    <w:rsid w:val="00553238"/>
+    <w:pPr>
+      <w:spacing w:after="0" w:line="276" w:lineRule="auto"/>
+    </w:pPr>
+    <w:rPr>
+      <w:rFonts w:ascii="Arial" w:eastAsia="Arial" w:hAnsi="Arial" w:cs="Arial"/>
+      <w:lang w:val="en"/>
+    </w:rPr>
+  </w:style>
+  <w:style w:type="paragraph" w:customStyle="1" w:styleId="B288F8B5656744BBBADC716A4D14233E2">
+    <w:name w:val="B288F8B5656744BBBADC716A4D14233E2"/>
+    <w:rsid w:val="00553238"/>
+    <w:pPr>
+      <w:spacing w:after="0" w:line="276" w:lineRule="auto"/>
+    </w:pPr>
+    <w:rPr>
+      <w:rFonts w:ascii="Arial" w:eastAsia="Arial" w:hAnsi="Arial" w:cs="Arial"/>
+      <w:lang w:val="en"/>
+    </w:rPr>
+  </w:style>
+  <w:style w:type="paragraph" w:customStyle="1" w:styleId="E34B1F5AFD3441D7B185842690D662823">
+    <w:name w:val="E34B1F5AFD3441D7B185842690D662823"/>
+    <w:rsid w:val="00553238"/>
+    <w:pPr>
+      <w:spacing w:after="0" w:line="276" w:lineRule="auto"/>
+    </w:pPr>
+    <w:rPr>
+      <w:rFonts w:ascii="Arial" w:eastAsia="Arial" w:hAnsi="Arial" w:cs="Arial"/>
+      <w:lang w:val="en"/>
+    </w:rPr>
+  </w:style>
+  <w:style w:type="paragraph" w:customStyle="1" w:styleId="B288F8B5656744BBBADC716A4D14233E3">
+    <w:name w:val="B288F8B5656744BBBADC716A4D14233E3"/>
+    <w:rsid w:val="00553238"/>
+    <w:pPr>
+      <w:spacing w:after="0" w:line="276" w:lineRule="auto"/>
+    </w:pPr>
+    <w:rPr>
+      <w:rFonts w:ascii="Arial" w:eastAsia="Arial" w:hAnsi="Arial" w:cs="Arial"/>
+      <w:lang w:val="en"/>
+    </w:rPr>
+  </w:style>
+  <w:style w:type="paragraph" w:customStyle="1" w:styleId="E34B1F5AFD3441D7B185842690D662824">
+    <w:name w:val="E34B1F5AFD3441D7B185842690D662824"/>
+    <w:rsid w:val="0005384A"/>
+    <w:pPr>
+      <w:spacing w:after="0" w:line="276" w:lineRule="auto"/>
+    </w:pPr>
+    <w:rPr>
+      <w:rFonts w:ascii="Arial" w:eastAsia="Arial" w:hAnsi="Arial" w:cs="Arial"/>
+      <w:lang w:val="en"/>
+    </w:rPr>
+  </w:style>
+  <w:style w:type="paragraph" w:customStyle="1" w:styleId="B288F8B5656744BBBADC716A4D14233E4">
+    <w:name w:val="B288F8B5656744BBBADC716A4D14233E4"/>
+    <w:rsid w:val="0005384A"/>
+    <w:pPr>
+      <w:spacing w:after="0" w:line="276" w:lineRule="auto"/>
+    </w:pPr>
+    <w:rPr>
+      <w:rFonts w:ascii="Arial" w:eastAsia="Arial" w:hAnsi="Arial" w:cs="Arial"/>
+      <w:lang w:val="en"/>
+    </w:rPr>
+  </w:style>
+  <w:style w:type="paragraph" w:customStyle="1" w:styleId="B3AAA858C4AB4B56BE95F86C75C5E6EA">
+    <w:name w:val="B3AAA858C4AB4B56BE95F86C75C5E6EA"/>
+    <w:rsid w:val="000D4593"/>
+  </w:style>
+  <w:style w:type="paragraph" w:customStyle="1" w:styleId="A485F1C3FC5E4D4DAE0538639EA16AB5">
+    <w:name w:val="A485F1C3FC5E4D4DAE0538639EA16AB5"/>
+    <w:rsid w:val="000D4593"/>
+  </w:style>
+  <w:style w:type="paragraph" w:customStyle="1" w:styleId="E34B1F5AFD3441D7B185842690D662825">
+    <w:name w:val="E34B1F5AFD3441D7B185842690D662825"/>
+    <w:rsid w:val="00B06F68"/>
+    <w:pPr>
+      <w:spacing w:after="0" w:line="276" w:lineRule="auto"/>
+    </w:pPr>
+    <w:rPr>
+      <w:rFonts w:ascii="Arial" w:eastAsia="Arial" w:hAnsi="Arial" w:cs="Arial"/>
+      <w:lang w:val="en"/>
+    </w:rPr>
+  </w:style>
+  <w:style w:type="paragraph" w:customStyle="1" w:styleId="E34B1F5AFD3441D7B185842690D662826">
+    <w:name w:val="E34B1F5AFD3441D7B185842690D662826"/>
+    <w:rsid w:val="00EC444E"/>
+    <w:pPr>
+      <w:spacing w:after="0" w:line="276" w:lineRule="auto"/>
+    </w:pPr>
+    <w:rPr>
+      <w:rFonts w:ascii="Arial" w:eastAsia="Arial" w:hAnsi="Arial" w:cs="Arial"/>
+      <w:lang w:val="en"/>
+    </w:rPr>
+  </w:style>
+  <w:style w:type="paragraph" w:customStyle="1" w:styleId="C381CE2A2BEF42BBB69B2EDE6F5B622E">
+    <w:name w:val="C381CE2A2BEF42BBB69B2EDE6F5B622E"/>
+    <w:rsid w:val="00EC444E"/>
+    <w:pPr>
+      <w:spacing w:after="0" w:line="276" w:lineRule="auto"/>
+    </w:pPr>
+    <w:rPr>
+      <w:rFonts w:ascii="Arial" w:eastAsia="Arial" w:hAnsi="Arial" w:cs="Arial"/>
+      <w:lang w:val="en"/>
+    </w:rPr>
+  </w:style>
+  <w:style w:type="paragraph" w:customStyle="1" w:styleId="E34B1F5AFD3441D7B185842690D662827">
+    <w:name w:val="E34B1F5AFD3441D7B185842690D662827"/>
+    <w:rsid w:val="00EC444E"/>
+    <w:pPr>
+      <w:spacing w:after="0" w:line="276" w:lineRule="auto"/>
+    </w:pPr>
+    <w:rPr>
+      <w:rFonts w:ascii="Arial" w:eastAsia="Arial" w:hAnsi="Arial" w:cs="Arial"/>
+      <w:lang w:val="en"/>
+    </w:rPr>
+  </w:style>
+  <w:style w:type="paragraph" w:customStyle="1" w:styleId="C381CE2A2BEF42BBB69B2EDE6F5B622E1">
+    <w:name w:val="C381CE2A2BEF42BBB69B2EDE6F5B622E1"/>
+    <w:rsid w:val="00EC444E"/>
+    <w:pPr>
+      <w:spacing w:after="0" w:line="276" w:lineRule="auto"/>
+    </w:pPr>
+    <w:rPr>
+      <w:rFonts w:ascii="Arial" w:eastAsia="Arial" w:hAnsi="Arial" w:cs="Arial"/>
+      <w:lang w:val="en"/>
+    </w:rPr>
+  </w:style>
+  <w:style w:type="paragraph" w:customStyle="1" w:styleId="E34B1F5AFD3441D7B185842690D662828">
+    <w:name w:val="E34B1F5AFD3441D7B185842690D662828"/>
+    <w:rsid w:val="00567A4A"/>
+    <w:pPr>
+      <w:spacing w:after="0" w:line="276" w:lineRule="auto"/>
+    </w:pPr>
+    <w:rPr>
+      <w:rFonts w:ascii="Arial" w:eastAsia="Arial" w:hAnsi="Arial" w:cs="Arial"/>
+      <w:lang w:val="en"/>
+    </w:rPr>
+  </w:style>
+  <w:style w:type="paragraph" w:customStyle="1" w:styleId="93CD5325FA7C4B8FA2299FC9EA26E03F">
+    <w:name w:val="93CD5325FA7C4B8FA2299FC9EA26E03F"/>
+    <w:rsid w:val="00567A4A"/>
+    <w:pPr>
+      <w:spacing w:after="0" w:line="276" w:lineRule="auto"/>
+    </w:pPr>
+    <w:rPr>
+      <w:rFonts w:ascii="Arial" w:eastAsia="Arial" w:hAnsi="Arial" w:cs="Arial"/>
+      <w:lang w:val="en"/>
+    </w:rPr>
+  </w:style>
+</w:styles>
+</file>
+
+<file path=word/glossary/webSettings.xml><?xml version="1.0" encoding="utf-8"?>
+<w:webSettings xmlns:mc="http://schemas.openxmlformats.org/markup-compatibility/2006" xmlns:r="http://schemas.openxmlformats.org/officeDocument/2006/relationships" xmlns:w="http://schemas.openxmlformats.org/wordprocessingml/2006/main" xmlns:w14="http://schemas.microsoft.com/office/word/2010/wordml" xmlns:w15="http://schemas.microsoft.com/office/word/2012/wordml" xmlns:w16cid="http://schemas.microsoft.com/office/word/2016/wordml/cid" xmlns:w16se="http://schemas.microsoft.com/office/word/2015/wordml/symex" mc:Ignorable="w14 w15 w16se w16cid">
+  <w:optimizeForBrowser/>
+  <w:allowPNG/>
+</w:webSettings>
 </file>
 
 <file path=word/theme/theme1.xml><?xml version="1.0" encoding="utf-8"?>
